--- a/documentacion/Casos de uso.docx
+++ b/documentacion/Casos de uso.docx
@@ -448,7 +448,7 @@
     <w:sdt>
       <w:sdtPr>
         <w:alias w:val="Contenido"/>
-        <w:id w:val="2087649642"/>
+        <w:id w:val="963855850"/>
       </w:sdtPr>
       <w:sdtEndPr/>
       <w:sdtContent>
@@ -477,7 +477,7 @@
           <w:r>
             <w:fldChar w:fldCharType="separate"/>
           </w:r>
-          <w:hyperlink w:anchor="_Toc242792001" w:history="1">
+          <w:hyperlink w:anchor="_Toc243055180" w:history="1">
             <w:r>
               <w:rPr>
                 <w:rStyle w:val="Hipervnculo"/>
@@ -501,7 +501,7 @@
               <w:rPr>
                 <w:noProof/>
               </w:rPr>
-              <w:instrText xml:space="preserve"> PAGEREF _Toc242792001 \h </w:instrText>
+              <w:instrText xml:space="preserve"> PAGEREF _Toc243055180 \h </w:instrText>
             </w:r>
             <w:r>
               <w:rPr>
@@ -544,7 +544,7 @@
               <w14:ligatures w14:val="standardContextual"/>
             </w:rPr>
           </w:pPr>
-          <w:hyperlink w:anchor="_Toc242792002" w:history="1">
+          <w:hyperlink w:anchor="_Toc243055181" w:history="1">
             <w:r>
               <w:rPr>
                 <w:rStyle w:val="Hipervnculo"/>
@@ -568,7 +568,7 @@
               <w:rPr>
                 <w:noProof/>
               </w:rPr>
-              <w:instrText xml:space="preserve"> PAGEREF _Toc242792002 \h </w:instrText>
+              <w:instrText xml:space="preserve"> PAGEREF _Toc243055181 \h </w:instrText>
             </w:r>
             <w:r>
               <w:rPr>
@@ -611,7 +611,7 @@
               <w14:ligatures w14:val="standardContextual"/>
             </w:rPr>
           </w:pPr>
-          <w:hyperlink w:anchor="_Toc242792003" w:history="1">
+          <w:hyperlink w:anchor="_Toc243055182" w:history="1">
             <w:r>
               <w:rPr>
                 <w:rStyle w:val="Hipervnculo"/>
@@ -635,7 +635,7 @@
               <w:rPr>
                 <w:noProof/>
               </w:rPr>
-              <w:instrText xml:space="preserve"> PAGEREF _Toc242792003 \h </w:instrText>
+              <w:instrText xml:space="preserve"> PAGEREF _Toc243055182 \h </w:instrText>
             </w:r>
             <w:r>
               <w:rPr>
@@ -678,7 +678,7 @@
               <w14:ligatures w14:val="standardContextual"/>
             </w:rPr>
           </w:pPr>
-          <w:hyperlink w:anchor="_Toc242792004" w:history="1">
+          <w:hyperlink w:anchor="_Toc243055183" w:history="1">
             <w:r>
               <w:rPr>
                 <w:rStyle w:val="Hipervnculo"/>
@@ -702,7 +702,7 @@
               <w:rPr>
                 <w:noProof/>
               </w:rPr>
-              <w:instrText xml:space="preserve"> PAGEREF _Toc242792004 \h </w:instrText>
+              <w:instrText xml:space="preserve"> PAGEREF _Toc243055183 \h </w:instrText>
             </w:r>
             <w:r>
               <w:rPr>
@@ -745,7 +745,7 @@
               <w14:ligatures w14:val="standardContextual"/>
             </w:rPr>
           </w:pPr>
-          <w:hyperlink w:anchor="_Toc242792005" w:history="1">
+          <w:hyperlink w:anchor="_Toc243055184" w:history="1">
             <w:r>
               <w:rPr>
                 <w:rStyle w:val="Hipervnculo"/>
@@ -769,7 +769,7 @@
               <w:rPr>
                 <w:noProof/>
               </w:rPr>
-              <w:instrText xml:space="preserve"> PAGEREF _Toc242792005 \h </w:instrText>
+              <w:instrText xml:space="preserve"> PAGEREF _Toc243055184 \h </w:instrText>
             </w:r>
             <w:r>
               <w:rPr>
@@ -812,7 +812,7 @@
               <w14:ligatures w14:val="standardContextual"/>
             </w:rPr>
           </w:pPr>
-          <w:hyperlink w:anchor="_Toc242792006" w:history="1">
+          <w:hyperlink w:anchor="_Toc243055185" w:history="1">
             <w:r>
               <w:rPr>
                 <w:rStyle w:val="Hipervnculo"/>
@@ -836,7 +836,7 @@
               <w:rPr>
                 <w:noProof/>
               </w:rPr>
-              <w:instrText xml:space="preserve"> PAGEREF _Toc242792006 \h </w:instrText>
+              <w:instrText xml:space="preserve"> PAGEREF _Toc243055185 \h </w:instrText>
             </w:r>
             <w:r>
               <w:rPr>
@@ -879,7 +879,7 @@
               <w14:ligatures w14:val="standardContextual"/>
             </w:rPr>
           </w:pPr>
-          <w:hyperlink w:anchor="_Toc242792007" w:history="1">
+          <w:hyperlink w:anchor="_Toc243055186" w:history="1">
             <w:r>
               <w:rPr>
                 <w:rStyle w:val="Hipervnculo"/>
@@ -903,7 +903,7 @@
               <w:rPr>
                 <w:noProof/>
               </w:rPr>
-              <w:instrText xml:space="preserve"> PAGEREF _Toc242792007 \h </w:instrText>
+              <w:instrText xml:space="preserve"> PAGEREF _Toc243055186 \h </w:instrText>
             </w:r>
             <w:r>
               <w:rPr>
@@ -946,7 +946,7 @@
               <w14:ligatures w14:val="standardContextual"/>
             </w:rPr>
           </w:pPr>
-          <w:hyperlink w:anchor="_Toc242792008" w:history="1">
+          <w:hyperlink w:anchor="_Toc243055187" w:history="1">
             <w:r>
               <w:rPr>
                 <w:rStyle w:val="Hipervnculo"/>
@@ -970,7 +970,7 @@
               <w:rPr>
                 <w:noProof/>
               </w:rPr>
-              <w:instrText xml:space="preserve"> PAGEREF _Toc242792008 \h </w:instrText>
+              <w:instrText xml:space="preserve"> PAGEREF _Toc243055187 \h </w:instrText>
             </w:r>
             <w:r>
               <w:rPr>
@@ -1013,7 +1013,7 @@
               <w14:ligatures w14:val="standardContextual"/>
             </w:rPr>
           </w:pPr>
-          <w:hyperlink w:anchor="_Toc242792009" w:history="1">
+          <w:hyperlink w:anchor="_Toc243055188" w:history="1">
             <w:r>
               <w:rPr>
                 <w:rStyle w:val="Hipervnculo"/>
@@ -1037,7 +1037,7 @@
               <w:rPr>
                 <w:noProof/>
               </w:rPr>
-              <w:instrText xml:space="preserve"> PAGEREF _Toc242792009 \h </w:instrText>
+              <w:instrText xml:space="preserve"> PAGEREF _Toc243055188 \h </w:instrText>
             </w:r>
             <w:r>
               <w:rPr>
@@ -1080,7 +1080,7 @@
               <w14:ligatures w14:val="standardContextual"/>
             </w:rPr>
           </w:pPr>
-          <w:hyperlink w:anchor="_Toc242792010" w:history="1">
+          <w:hyperlink w:anchor="_Toc243055189" w:history="1">
             <w:r>
               <w:rPr>
                 <w:rStyle w:val="Hipervnculo"/>
@@ -1104,7 +1104,7 @@
               <w:rPr>
                 <w:noProof/>
               </w:rPr>
-              <w:instrText xml:space="preserve"> PAGEREF _Toc242792010 \h </w:instrText>
+              <w:instrText xml:space="preserve"> PAGEREF _Toc243055189 \h </w:instrText>
             </w:r>
             <w:r>
               <w:rPr>
@@ -1121,7 +1121,7 @@
               <w:rPr>
                 <w:noProof/>
               </w:rPr>
-              <w:t>5</w:t>
+              <w:t>6</w:t>
             </w:r>
             <w:r>
               <w:rPr>
@@ -1147,7 +1147,7 @@
               <w14:ligatures w14:val="standardContextual"/>
             </w:rPr>
           </w:pPr>
-          <w:hyperlink w:anchor="_Toc242792011" w:history="1">
+          <w:hyperlink w:anchor="_Toc243055190" w:history="1">
             <w:r>
               <w:rPr>
                 <w:rStyle w:val="Hipervnculo"/>
@@ -1171,7 +1171,7 @@
               <w:rPr>
                 <w:noProof/>
               </w:rPr>
-              <w:instrText xml:space="preserve"> PAGEREF _Toc242792011 \h </w:instrText>
+              <w:instrText xml:space="preserve"> PAGEREF _Toc243055190 \h </w:instrText>
             </w:r>
             <w:r>
               <w:rPr>
@@ -1214,7 +1214,7 @@
               <w14:ligatures w14:val="standardContextual"/>
             </w:rPr>
           </w:pPr>
-          <w:hyperlink w:anchor="_Toc242792012" w:history="1">
+          <w:hyperlink w:anchor="_Toc243055191" w:history="1">
             <w:r>
               <w:rPr>
                 <w:rStyle w:val="Hipervnculo"/>
@@ -1238,7 +1238,7 @@
               <w:rPr>
                 <w:noProof/>
               </w:rPr>
-              <w:instrText xml:space="preserve"> PAGEREF _Toc242792012 \h </w:instrText>
+              <w:instrText xml:space="preserve"> PAGEREF _Toc243055191 \h </w:instrText>
             </w:r>
             <w:r>
               <w:rPr>
@@ -1281,7 +1281,7 @@
               <w14:ligatures w14:val="standardContextual"/>
             </w:rPr>
           </w:pPr>
-          <w:hyperlink w:anchor="_Toc242792013" w:history="1">
+          <w:hyperlink w:anchor="_Toc243055192" w:history="1">
             <w:r>
               <w:rPr>
                 <w:rStyle w:val="Hipervnculo"/>
@@ -1305,7 +1305,7 @@
               <w:rPr>
                 <w:noProof/>
               </w:rPr>
-              <w:instrText xml:space="preserve"> PAGEREF _Toc242792013 \h </w:instrText>
+              <w:instrText xml:space="preserve"> PAGEREF _Toc243055192 \h </w:instrText>
             </w:r>
             <w:r>
               <w:rPr>
@@ -1322,7 +1322,7 @@
               <w:rPr>
                 <w:noProof/>
               </w:rPr>
-              <w:t>6</w:t>
+              <w:t>7</w:t>
             </w:r>
             <w:r>
               <w:rPr>
@@ -1348,7 +1348,7 @@
               <w14:ligatures w14:val="standardContextual"/>
             </w:rPr>
           </w:pPr>
-          <w:hyperlink w:anchor="_Toc242792014" w:history="1">
+          <w:hyperlink w:anchor="_Toc243055193" w:history="1">
             <w:r>
               <w:rPr>
                 <w:rStyle w:val="Hipervnculo"/>
@@ -1372,7 +1372,7 @@
               <w:rPr>
                 <w:noProof/>
               </w:rPr>
-              <w:instrText xml:space="preserve"> PAGEREF _Toc242792014 \h </w:instrText>
+              <w:instrText xml:space="preserve"> PAGEREF _Toc243055193 \h </w:instrText>
             </w:r>
             <w:r>
               <w:rPr>
@@ -1415,7 +1415,7 @@
               <w14:ligatures w14:val="standardContextual"/>
             </w:rPr>
           </w:pPr>
-          <w:hyperlink w:anchor="_Toc242792015" w:history="1">
+          <w:hyperlink w:anchor="_Toc243055194" w:history="1">
             <w:r>
               <w:rPr>
                 <w:rStyle w:val="Hipervnculo"/>
@@ -1439,7 +1439,7 @@
               <w:rPr>
                 <w:noProof/>
               </w:rPr>
-              <w:instrText xml:space="preserve"> PAGEREF _Toc242792015 \h </w:instrText>
+              <w:instrText xml:space="preserve"> PAGEREF _Toc243055194 \h </w:instrText>
             </w:r>
             <w:r>
               <w:rPr>
@@ -1482,13 +1482,13 @@
               <w14:ligatures w14:val="standardContextual"/>
             </w:rPr>
           </w:pPr>
-          <w:hyperlink w:anchor="_Toc242792016" w:history="1">
+          <w:hyperlink w:anchor="_Toc243055195" w:history="1">
             <w:r>
               <w:rPr>
                 <w:rStyle w:val="Hipervnculo"/>
                 <w:noProof/>
               </w:rPr>
-              <w:t>CU-13. Asignar y dar de baja líneas telefónicas</w:t>
+              <w:t>CU-13. Asignar, mover, cambiar de tipo y dar de baja líneas telefónicas</w:t>
             </w:r>
             <w:r>
               <w:rPr>
@@ -1506,7 +1506,7 @@
               <w:rPr>
                 <w:noProof/>
               </w:rPr>
-              <w:instrText xml:space="preserve"> PAGEREF _Toc242792016 \h </w:instrText>
+              <w:instrText xml:space="preserve"> PAGEREF _Toc243055195 \h </w:instrText>
             </w:r>
             <w:r>
               <w:rPr>
@@ -1523,7 +1523,7 @@
               <w:rPr>
                 <w:noProof/>
               </w:rPr>
-              <w:t>7</w:t>
+              <w:t>8</w:t>
             </w:r>
             <w:r>
               <w:rPr>
@@ -1549,7 +1549,7 @@
               <w14:ligatures w14:val="standardContextual"/>
             </w:rPr>
           </w:pPr>
-          <w:hyperlink w:anchor="_Toc242792017" w:history="1">
+          <w:hyperlink w:anchor="_Toc243055196" w:history="1">
             <w:r>
               <w:rPr>
                 <w:rStyle w:val="Hipervnculo"/>
@@ -1573,7 +1573,7 @@
               <w:rPr>
                 <w:noProof/>
               </w:rPr>
-              <w:instrText xml:space="preserve"> PAGEREF _Toc242792017 \h </w:instrText>
+              <w:instrText xml:space="preserve"> PAGEREF _Toc243055196 \h </w:instrText>
             </w:r>
             <w:r>
               <w:rPr>
@@ -1616,7 +1616,7 @@
               <w14:ligatures w14:val="standardContextual"/>
             </w:rPr>
           </w:pPr>
-          <w:hyperlink w:anchor="_Toc242792018" w:history="1">
+          <w:hyperlink w:anchor="_Toc243055197" w:history="1">
             <w:r>
               <w:rPr>
                 <w:rStyle w:val="Hipervnculo"/>
@@ -1640,7 +1640,7 @@
               <w:rPr>
                 <w:noProof/>
               </w:rPr>
-              <w:instrText xml:space="preserve"> PAGEREF _Toc242792018 \h </w:instrText>
+              <w:instrText xml:space="preserve"> PAGEREF _Toc243055197 \h </w:instrText>
             </w:r>
             <w:r>
               <w:rPr>
@@ -1683,7 +1683,7 @@
               <w14:ligatures w14:val="standardContextual"/>
             </w:rPr>
           </w:pPr>
-          <w:hyperlink w:anchor="_Toc242792019" w:history="1">
+          <w:hyperlink w:anchor="_Toc243055198" w:history="1">
             <w:r>
               <w:rPr>
                 <w:rStyle w:val="Hipervnculo"/>
@@ -1707,7 +1707,7 @@
               <w:rPr>
                 <w:noProof/>
               </w:rPr>
-              <w:instrText xml:space="preserve"> PAGEREF _Toc242792019 \h </w:instrText>
+              <w:instrText xml:space="preserve"> PAGEREF _Toc243055198 \h </w:instrText>
             </w:r>
             <w:r>
               <w:rPr>
@@ -1724,7 +1724,7 @@
               <w:rPr>
                 <w:noProof/>
               </w:rPr>
-              <w:t>8</w:t>
+              <w:t>9</w:t>
             </w:r>
             <w:r>
               <w:rPr>
@@ -1750,7 +1750,7 @@
               <w14:ligatures w14:val="standardContextual"/>
             </w:rPr>
           </w:pPr>
-          <w:hyperlink w:anchor="_Toc242792020" w:history="1">
+          <w:hyperlink w:anchor="_Toc243055199" w:history="1">
             <w:r>
               <w:rPr>
                 <w:rStyle w:val="Hipervnculo"/>
@@ -1774,7 +1774,7 @@
               <w:rPr>
                 <w:noProof/>
               </w:rPr>
-              <w:instrText xml:space="preserve"> PAGEREF _Toc242792020 \h </w:instrText>
+              <w:instrText xml:space="preserve"> PAGEREF _Toc243055199 \h </w:instrText>
             </w:r>
             <w:r>
               <w:rPr>
@@ -1818,7 +1818,7 @@
         <w:pStyle w:val="Ttulo1"/>
         <w:keepNext/>
       </w:pPr>
-      <w:bookmarkStart w:id="0" w:name="_Toc242792001"/>
+      <w:bookmarkStart w:id="0" w:name="_Toc243055180"/>
       <w:r>
         <w:t>1. Actores</w:t>
       </w:r>
@@ -2112,7 +2112,7 @@
         <w:pStyle w:val="Ttulo1"/>
         <w:keepNext/>
       </w:pPr>
-      <w:bookmarkStart w:id="1" w:name="_Toc242792002"/>
+      <w:bookmarkStart w:id="1" w:name="_Toc243055181"/>
       <w:r>
         <w:t>2. Mapa de casos de uso</w:t>
       </w:r>
@@ -3402,7 +3402,7 @@
                 <w:sz w:val="18"/>
                 <w:szCs w:val="18"/>
               </w:rPr>
-              <w:t>Asignar y dar de baja líneas telefónicas</w:t>
+              <w:t>Asignar, mover, cambiar de tipo y dar de baja líneas telefónicas</w:t>
             </w:r>
           </w:p>
         </w:tc>
@@ -3815,7 +3815,7 @@
         <w:pStyle w:val="Ttulo1"/>
         <w:keepNext/>
       </w:pPr>
-      <w:bookmarkStart w:id="2" w:name="_Toc242792003"/>
+      <w:bookmarkStart w:id="2" w:name="_Toc243055182"/>
       <w:r>
         <w:t>3. Detalle</w:t>
       </w:r>
@@ -3826,7 +3826,7 @@
         <w:pStyle w:val="Ttulo2"/>
         <w:keepNext/>
       </w:pPr>
-      <w:bookmarkStart w:id="3" w:name="_Toc242792004"/>
+      <w:bookmarkStart w:id="3" w:name="_Toc243055183"/>
       <w:r>
         <w:t>CU-01. Iniciar y cerrar sesión</w:t>
       </w:r>
@@ -4235,7 +4235,7 @@
         <w:pStyle w:val="Ttulo2"/>
         <w:keepNext/>
       </w:pPr>
-      <w:bookmarkStart w:id="4" w:name="_Toc242792005"/>
+      <w:bookmarkStart w:id="4" w:name="_Toc243055184"/>
       <w:r>
         <w:t>CU-02. Registrar un equipo</w:t>
       </w:r>
@@ -4623,6 +4623,19 @@
         <w:spacing w:after="60" w:line="264" w:lineRule="auto"/>
       </w:pPr>
       <w:r>
+        <w:t>Marca u opción que no está en su catálogo, o desactivada: se marca el campo (se agrega con + o se activa en Catálogos).</w:t>
+      </w:r>
+    </w:p>
+    <w:p>
+      <w:pPr>
+        <w:pStyle w:val="Prrafodelista"/>
+        <w:numPr>
+          <w:ilvl w:val="0"/>
+          <w:numId w:val="3"/>
+        </w:numPr>
+        <w:spacing w:after="60" w:line="264" w:lineRule="auto"/>
+      </w:pPr>
+      <w:r>
         <w:t>Si llegó con factura, se registra desde Compras de activos (CU-08).</w:t>
       </w:r>
     </w:p>
@@ -4631,7 +4644,7 @@
         <w:pStyle w:val="Ttulo2"/>
         <w:keepNext/>
       </w:pPr>
-      <w:bookmarkStart w:id="5" w:name="_Toc242792006"/>
+      <w:bookmarkStart w:id="5" w:name="_Toc243055185"/>
       <w:r>
         <w:t>CU-03. Entregar equipos a una persona (Onboarding)</w:t>
       </w:r>
@@ -5006,7 +5019,7 @@
         <w:spacing w:after="60" w:line="264" w:lineRule="auto"/>
       </w:pPr>
       <w:r>
-        <w:t>Faltan datos de entrega: no se crea.</w:t>
+        <w:t>Un celular sin línea se puede entregar así; la línea se asocia después.</w:t>
       </w:r>
     </w:p>
     <w:p>
@@ -5019,6 +5032,19 @@
         <w:spacing w:after="60" w:line="264" w:lineRule="auto"/>
       </w:pPr>
       <w:r>
+        <w:t>Faltan datos de entrega: no se crea.</w:t>
+      </w:r>
+    </w:p>
+    <w:p>
+      <w:pPr>
+        <w:pStyle w:val="Prrafodelista"/>
+        <w:numPr>
+          <w:ilvl w:val="0"/>
+          <w:numId w:val="3"/>
+        </w:numPr>
+        <w:spacing w:after="60" w:line="264" w:lineRule="auto"/>
+      </w:pPr>
+      <w:r>
         <w:t>Un equipo dejó de estar disponible: conflicto, no se aplica nada.</w:t>
       </w:r>
     </w:p>
@@ -5027,7 +5053,7 @@
         <w:pStyle w:val="Ttulo2"/>
         <w:keepNext/>
       </w:pPr>
-      <w:bookmarkStart w:id="6" w:name="_Toc242792007"/>
+      <w:bookmarkStart w:id="6" w:name="_Toc243055186"/>
       <w:r>
         <w:t>CU-04. Cambiar el equipo de una persona</w:t>
       </w:r>
@@ -5402,7 +5428,7 @@
         <w:spacing w:after="60" w:line="264" w:lineRule="auto"/>
       </w:pPr>
       <w:r>
-        <w:t>El equipo está en mantención: se rechaza hasta completar o cancelar la mantención.</w:t>
+        <w:t>Un celular se cambia por eSIM con su misma línea (mismo número) u otra eSIM disponible.</w:t>
       </w:r>
     </w:p>
     <w:p>
@@ -5415,6 +5441,19 @@
         <w:spacing w:after="60" w:line="264" w:lineRule="auto"/>
       </w:pPr>
       <w:r>
+        <w:t>El equipo está en mantención: se rechaza hasta completar o cancelar la mantención.</w:t>
+      </w:r>
+    </w:p>
+    <w:p>
+      <w:pPr>
+        <w:pStyle w:val="Prrafodelista"/>
+        <w:numPr>
+          <w:ilvl w:val="0"/>
+          <w:numId w:val="3"/>
+        </w:numPr>
+        <w:spacing w:after="60" w:line="264" w:lineRule="auto"/>
+      </w:pPr>
+      <w:r>
         <w:t>Dañado o para baja sin motivo: se pide el motivo.</w:t>
       </w:r>
     </w:p>
@@ -5423,7 +5462,7 @@
         <w:pStyle w:val="Ttulo2"/>
         <w:keepNext/>
       </w:pPr>
-      <w:bookmarkStart w:id="7" w:name="_Toc242792008"/>
+      <w:bookmarkStart w:id="7" w:name="_Toc243055187"/>
       <w:r>
         <w:t>CU-05. Desvincular a una persona (Offboarding)</w:t>
       </w:r>
@@ -5793,7 +5832,7 @@
         <w:pStyle w:val="Ttulo2"/>
         <w:keepNext/>
       </w:pPr>
-      <w:bookmarkStart w:id="8" w:name="_Toc242792009"/>
+      <w:bookmarkStart w:id="8" w:name="_Toc243055188"/>
       <w:r>
         <w:t>CU-06. Programar y realizar una mantención</w:t>
       </w:r>
@@ -6176,7 +6215,7 @@
         <w:pStyle w:val="Ttulo2"/>
         <w:keepNext/>
       </w:pPr>
-      <w:bookmarkStart w:id="9" w:name="_Toc242792010"/>
+      <w:bookmarkStart w:id="9" w:name="_Toc243055189"/>
       <w:r>
         <w:t>CU-07. Dar de baja un equipo</w:t>
       </w:r>
@@ -6546,7 +6585,7 @@
         <w:pStyle w:val="Ttulo2"/>
         <w:keepNext/>
       </w:pPr>
-      <w:bookmarkStart w:id="10" w:name="_Toc242792011"/>
+      <w:bookmarkStart w:id="10" w:name="_Toc243055190"/>
       <w:r>
         <w:t>CU-08. Registrar una compra de activos</w:t>
       </w:r>
@@ -6942,7 +6981,7 @@
         <w:pStyle w:val="Ttulo2"/>
         <w:keepNext/>
       </w:pPr>
-      <w:bookmarkStart w:id="11" w:name="_Toc242792012"/>
+      <w:bookmarkStart w:id="11" w:name="_Toc243055191"/>
       <w:r>
         <w:t>CU-09. Repartir una compra a las sedes</w:t>
       </w:r>
@@ -7325,7 +7364,7 @@
         <w:pStyle w:val="Ttulo2"/>
         <w:keepNext/>
       </w:pPr>
-      <w:bookmarkStart w:id="12" w:name="_Toc242792013"/>
+      <w:bookmarkStart w:id="12" w:name="_Toc243055192"/>
       <w:r>
         <w:t>CU-10. Despachar equipos y Kit/EPP a otra sede</w:t>
       </w:r>
@@ -7708,7 +7747,7 @@
         <w:pStyle w:val="Ttulo2"/>
         <w:keepNext/>
       </w:pPr>
-      <w:bookmarkStart w:id="13" w:name="_Toc242792014"/>
+      <w:bookmarkStart w:id="13" w:name="_Toc243055193"/>
       <w:r>
         <w:t>CU-11. Recibir un despacho</w:t>
       </w:r>
@@ -8078,7 +8117,7 @@
         <w:pStyle w:val="Ttulo2"/>
         <w:keepNext/>
       </w:pPr>
-      <w:bookmarkStart w:id="14" w:name="_Toc242792015"/>
+      <w:bookmarkStart w:id="14" w:name="_Toc243055194"/>
       <w:r>
         <w:t>CU-12. Gestionar Kit/EPP y su stock</w:t>
       </w:r>
@@ -8435,9 +8474,9 @@
         <w:pStyle w:val="Ttulo2"/>
         <w:keepNext/>
       </w:pPr>
-      <w:bookmarkStart w:id="15" w:name="_Toc242792016"/>
-      <w:r>
-        <w:t>CU-13. Asignar y dar de baja líneas telefónicas</w:t>
+      <w:bookmarkStart w:id="15" w:name="_Toc243055195"/>
+      <w:r>
+        <w:t>CU-13. Asignar, mover, cambiar de tipo y dar de baja líneas telefónicas</w:t>
       </w:r>
       <w:bookmarkEnd w:id="15"/>
     </w:p>
@@ -8650,7 +8689,7 @@
                 <w:sz w:val="18"/>
                 <w:szCs w:val="18"/>
               </w:rPr>
-              <w:t>Línea Activa y disponible.</w:t>
+              <w:t>Línea Activa y sin persona.</w:t>
             </w:r>
           </w:p>
         </w:tc>
@@ -8713,7 +8752,7 @@
                 <w:sz w:val="18"/>
                 <w:szCs w:val="18"/>
               </w:rPr>
-              <w:t>Línea con su tenedor y su historial.</w:t>
+              <w:t>Línea en su nuevo lugar o tipo, con su tramo de tenencia y su historial.</w:t>
             </w:r>
           </w:p>
         </w:tc>
@@ -8746,7 +8785,7 @@
         <w:spacing w:after="60" w:line="264" w:lineRule="auto"/>
       </w:pPr>
       <w:r>
-        <w:t>En Activos &gt; Líneas, abre la línea y pulsa Asignar.</w:t>
+        <w:t>En Activos &gt; Líneas, abre la ficha de la línea.</w:t>
       </w:r>
     </w:p>
     <w:p>
@@ -8759,7 +8798,7 @@
         <w:spacing w:after="60" w:line="264" w:lineRule="auto"/>
       </w:pPr>
       <w:r>
-        <w:t>Elige el celular (chip físico) o la persona (eSIM).</w:t>
+        <w:t>En «¿Qué quieres hacer con esta línea?», elige la acción: asignar a un teléfono sin línea, mover a otro teléfono, sacar el chip, asignar a una persona (eSIM) o cambiar a eSIM / chip físico.</w:t>
       </w:r>
     </w:p>
     <w:p>
@@ -8772,7 +8811,20 @@
         <w:spacing w:after="60" w:line="264" w:lineRule="auto"/>
       </w:pPr>
       <w:r>
-        <w:t>Para darla de baja, elige el motivo.</w:t>
+        <w:t>Elige el teléfono o la persona (opcional al cambiar el tipo) y, si quieres, el motivo.</w:t>
+      </w:r>
+    </w:p>
+    <w:p>
+      <w:pPr>
+        <w:pStyle w:val="Prrafodelista"/>
+        <w:numPr>
+          <w:ilvl w:val="0"/>
+          <w:numId w:val="15"/>
+        </w:numPr>
+        <w:spacing w:after="60" w:line="264" w:lineRule="auto"/>
+      </w:pPr>
+      <w:r>
+        <w:t>Para darla de baja, pulsa Dar de baja y elige el motivo.</w:t>
       </w:r>
     </w:p>
     <w:p>
@@ -8797,7 +8849,33 @@
         <w:spacing w:after="60" w:line="264" w:lineRule="auto"/>
       </w:pPr>
       <w:r>
-        <w:t>Línea ya asignada: se cambia con una solicitud.</w:t>
+        <w:t>La usa una persona: no hay acciones; se cambia con una solicitud.</w:t>
+      </w:r>
+    </w:p>
+    <w:p>
+      <w:pPr>
+        <w:pStyle w:val="Prrafodelista"/>
+        <w:numPr>
+          <w:ilvl w:val="0"/>
+          <w:numId w:val="3"/>
+        </w:numPr>
+        <w:spacing w:after="60" w:line="264" w:lineRule="auto"/>
+      </w:pPr>
+      <w:r>
+        <w:t>El celular ya tiene una línea: se pide otro.</w:t>
+      </w:r>
+    </w:p>
+    <w:p>
+      <w:pPr>
+        <w:pStyle w:val="Prrafodelista"/>
+        <w:numPr>
+          <w:ilvl w:val="0"/>
+          <w:numId w:val="3"/>
+        </w:numPr>
+        <w:spacing w:after="60" w:line="264" w:lineRule="auto"/>
+      </w:pPr>
+      <w:r>
+        <w:t>Sin tipo de chip: se indica primero con Editar.</w:t>
       </w:r>
     </w:p>
     <w:p>
@@ -8805,7 +8883,7 @@
         <w:pStyle w:val="Ttulo2"/>
         <w:keepNext/>
       </w:pPr>
-      <w:bookmarkStart w:id="16" w:name="_Toc242792017"/>
+      <w:bookmarkStart w:id="16" w:name="_Toc243055196"/>
       <w:r>
         <w:t>CU-14. Revisar el Dashboard</w:t>
       </w:r>
@@ -9150,7 +9228,7 @@
         <w:pStyle w:val="Ttulo2"/>
         <w:keepNext/>
       </w:pPr>
-      <w:bookmarkStart w:id="17" w:name="_Toc242792018"/>
+      <w:bookmarkStart w:id="17" w:name="_Toc243055197"/>
       <w:r>
         <w:t>CU-15. Importar datos desde Excel</w:t>
       </w:r>
@@ -9533,7 +9611,7 @@
         <w:pStyle w:val="Ttulo2"/>
         <w:keepNext/>
       </w:pPr>
-      <w:bookmarkStart w:id="18" w:name="_Toc242792019"/>
+      <w:bookmarkStart w:id="18" w:name="_Toc243055198"/>
       <w:r>
         <w:t>CU-16. Administrar usuarios, sedes y seguridad</w:t>
       </w:r>
@@ -9890,7 +9968,7 @@
         <w:pStyle w:val="Ttulo2"/>
         <w:keepNext/>
       </w:pPr>
-      <w:bookmarkStart w:id="19" w:name="_Toc242792020"/>
+      <w:bookmarkStart w:id="19" w:name="_Toc243055199"/>
       <w:r>
         <w:t>CU-17. Revisar auditoría y registro de accesos</w:t>
       </w:r>
@@ -10406,10 +10484,10 @@
 <file path=word/numbering.xml><?xml version="1.0" encoding="utf-8"?>
 <w:numbering xmlns:wpc="http://schemas.microsoft.com/office/word/2010/wordprocessingCanvas" xmlns:cx="http://schemas.microsoft.com/office/drawing/2014/chartex" xmlns:cx1="http://schemas.microsoft.com/office/drawing/2015/9/8/chartex" xmlns:cx2="http://schemas.microsoft.com/office/drawing/2015/10/21/chartex" xmlns:cx3="http://schemas.microsoft.com/office/drawing/2016/5/9/chartex" xmlns:cx4="http://schemas.microsoft.com/office/drawing/2016/5/10/chartex" xmlns:cx5="http://schemas.microsoft.com/office/drawing/2016/5/11/chartex" xmlns:cx6="http://schemas.microsoft.com/office/drawing/2016/5/12/chartex" xmlns:cx7="http://schemas.microsoft.com/office/drawing/2016/5/13/chartex" xmlns:cx8="http://schemas.microsoft.com/office/drawing/2016/5/14/chartex" xmlns:mc="http://schemas.openxmlformats.org/markup-compatibility/2006" xmlns:aink="http://schemas.microsoft.com/office/drawing/2016/ink" xmlns:am3d="http://schemas.microsoft.com/office/drawing/2017/model3d" xmlns:o="urn:schemas-microsoft-com:office:office" xmlns:oel="http://schemas.microsoft.com/office/2019/extlst" xmlns:r="http://schemas.openxmlformats.org/officeDocument/2006/relationships" xmlns:m="http://schemas.openxmlformats.org/officeDocument/2006/math" xmlns:v="urn:schemas-microsoft-com:vml" xmlns:wp14="http://schemas.microsoft.com/office/word/2010/wordprocessingDrawing" xmlns:wp="http://schemas.openxmlformats.org/drawingml/2006/wordprocessingDrawing" xmlns:w10="urn:schemas-microsoft-com:office:word" xmlns:w="http://schemas.openxmlformats.org/wordprocessingml/2006/main" xmlns:w14="http://schemas.microsoft.com/office/word/2010/wordml" xmlns:w15="http://schemas.microsoft.com/office/word/2012/wordml" xmlns:w16cex="http://schemas.microsoft.com/office/word/2018/wordml/cex" xmlns:w16cid="http://schemas.microsoft.com/office/word/2016/wordml/cid" xmlns:w16="http://schemas.microsoft.com/office/word/2018/wordml" xmlns:w16du="http://schemas.microsoft.com/office/word/2023/wordml/word16du" xmlns:w16sdtdh="http://schemas.microsoft.com/office/word/2020/wordml/sdtdatahash" xmlns:w16sdtfl="http://schemas.microsoft.com/office/word/2024/wordml/sdtformatlock" xmlns:w16se="http://schemas.microsoft.com/office/word/2015/wordml/symex" xmlns:wpg="http://schemas.microsoft.com/office/word/2010/wordprocessingGroup" xmlns:wpi="http://schemas.microsoft.com/office/word/2010/wordprocessingInk" xmlns:wne="http://schemas.microsoft.com/office/word/2006/wordml" xmlns:wps="http://schemas.microsoft.com/office/word/2010/wordprocessingShape" mc:Ignorable="w14 w15 w16se w16cid w16 w16cex w16sdtdh w16sdtfl w16du wp14">
   <w:abstractNum w:abstractNumId="0" w15:restartNumberingAfterBreak="0">
-    <w:nsid w:val="1EA72025"/>
+    <w:nsid w:val="34E628BB"/>
     <w:multiLevelType w:val="hybridMultilevel"/>
-    <w:tmpl w:val="CD3E3E2E"/>
-    <w:lvl w:ilvl="0" w:tplc="B4B07B0E">
+    <w:tmpl w:val="807805B0"/>
+    <w:lvl w:ilvl="0" w:tplc="9E98D196">
       <w:start w:val="1"/>
       <w:numFmt w:val="bullet"/>
       <w:lvlText w:val="•"/>
@@ -10418,7 +10496,7 @@
         <w:ind w:left="400" w:hanging="260"/>
       </w:pPr>
     </w:lvl>
-    <w:lvl w:ilvl="1" w:tplc="4D16AB24" w:tentative="1">
+    <w:lvl w:ilvl="1" w:tplc="0D304678" w:tentative="1">
       <w:start w:val="1"/>
       <w:numFmt w:val="bullet"/>
       <w:lvlText w:val="–"/>
@@ -10427,7 +10505,7 @@
         <w:ind w:left="760" w:hanging="260"/>
       </w:pPr>
     </w:lvl>
-    <w:lvl w:ilvl="2" w:tplc="F0488872" w:tentative="1">
+    <w:lvl w:ilvl="2" w:tplc="E42867CC" w:tentative="1">
       <w:start w:val="1"/>
       <w:numFmt w:val="bullet"/>
       <w:lvlText w:val="·"/>
@@ -10436,42 +10514,42 @@
         <w:ind w:left="1120" w:hanging="260"/>
       </w:pPr>
     </w:lvl>
-    <w:lvl w:ilvl="3" w:tplc="F5986ECC">
+    <w:lvl w:ilvl="3" w:tplc="5F54946E">
       <w:numFmt w:val="decimal"/>
       <w:lvlText w:val=""/>
       <w:lvlJc w:val="left"/>
     </w:lvl>
-    <w:lvl w:ilvl="4" w:tplc="13B0AFBE">
+    <w:lvl w:ilvl="4" w:tplc="B8BE0752">
       <w:numFmt w:val="decimal"/>
       <w:lvlText w:val=""/>
       <w:lvlJc w:val="left"/>
     </w:lvl>
-    <w:lvl w:ilvl="5" w:tplc="AA42370A">
+    <w:lvl w:ilvl="5" w:tplc="399C783E">
       <w:numFmt w:val="decimal"/>
       <w:lvlText w:val=""/>
       <w:lvlJc w:val="left"/>
     </w:lvl>
-    <w:lvl w:ilvl="6" w:tplc="D902BCF6">
+    <w:lvl w:ilvl="6" w:tplc="71A66622">
       <w:numFmt w:val="decimal"/>
       <w:lvlText w:val=""/>
       <w:lvlJc w:val="left"/>
     </w:lvl>
-    <w:lvl w:ilvl="7" w:tplc="C5A4C86C">
+    <w:lvl w:ilvl="7" w:tplc="B44C6058">
       <w:numFmt w:val="decimal"/>
       <w:lvlText w:val=""/>
       <w:lvlJc w:val="left"/>
     </w:lvl>
-    <w:lvl w:ilvl="8" w:tplc="86563752">
+    <w:lvl w:ilvl="8" w:tplc="83A6E02A">
       <w:numFmt w:val="decimal"/>
       <w:lvlText w:val=""/>
       <w:lvlJc w:val="left"/>
     </w:lvl>
   </w:abstractNum>
   <w:abstractNum w:abstractNumId="1" w15:restartNumberingAfterBreak="0">
-    <w:nsid w:val="536A5395"/>
+    <w:nsid w:val="3E853D3E"/>
     <w:multiLevelType w:val="hybridMultilevel"/>
-    <w:tmpl w:val="8E1AEBA6"/>
-    <w:lvl w:ilvl="0" w:tplc="DF241B62">
+    <w:tmpl w:val="591CDDDE"/>
+    <w:lvl w:ilvl="0" w:tplc="49467294">
       <w:start w:val="1"/>
       <w:numFmt w:val="decimal"/>
       <w:lvlText w:val="%1."/>
@@ -10480,52 +10558,52 @@
         <w:ind w:left="420" w:hanging="300"/>
       </w:pPr>
     </w:lvl>
-    <w:lvl w:ilvl="1" w:tplc="FBBC01BC">
+    <w:lvl w:ilvl="1" w:tplc="167E2F7E">
       <w:numFmt w:val="decimal"/>
       <w:lvlText w:val=""/>
       <w:lvlJc w:val="left"/>
     </w:lvl>
-    <w:lvl w:ilvl="2" w:tplc="C60443FA">
+    <w:lvl w:ilvl="2" w:tplc="4296E740">
       <w:numFmt w:val="decimal"/>
       <w:lvlText w:val=""/>
       <w:lvlJc w:val="left"/>
     </w:lvl>
-    <w:lvl w:ilvl="3" w:tplc="5DBEDAD2">
+    <w:lvl w:ilvl="3" w:tplc="3CE0E07E">
       <w:numFmt w:val="decimal"/>
       <w:lvlText w:val=""/>
       <w:lvlJc w:val="left"/>
     </w:lvl>
-    <w:lvl w:ilvl="4" w:tplc="66987280">
+    <w:lvl w:ilvl="4" w:tplc="E6E6C22A">
       <w:numFmt w:val="decimal"/>
       <w:lvlText w:val=""/>
       <w:lvlJc w:val="left"/>
     </w:lvl>
-    <w:lvl w:ilvl="5" w:tplc="1CCAD81A">
+    <w:lvl w:ilvl="5" w:tplc="759203BC">
       <w:numFmt w:val="decimal"/>
       <w:lvlText w:val=""/>
       <w:lvlJc w:val="left"/>
     </w:lvl>
-    <w:lvl w:ilvl="6" w:tplc="FDA407A2">
+    <w:lvl w:ilvl="6" w:tplc="C218CAD8">
       <w:numFmt w:val="decimal"/>
       <w:lvlText w:val=""/>
       <w:lvlJc w:val="left"/>
     </w:lvl>
-    <w:lvl w:ilvl="7" w:tplc="0C9635B2">
+    <w:lvl w:ilvl="7" w:tplc="6D96A29A">
       <w:numFmt w:val="decimal"/>
       <w:lvlText w:val=""/>
       <w:lvlJc w:val="left"/>
     </w:lvl>
-    <w:lvl w:ilvl="8" w:tplc="7DC09E8E">
+    <w:lvl w:ilvl="8" w:tplc="9134DF4A">
       <w:numFmt w:val="decimal"/>
       <w:lvlText w:val=""/>
       <w:lvlJc w:val="left"/>
     </w:lvl>
   </w:abstractNum>
   <w:abstractNum w:abstractNumId="2" w15:restartNumberingAfterBreak="0">
-    <w:nsid w:val="65A53DB1"/>
+    <w:nsid w:val="70E13785"/>
     <w:multiLevelType w:val="hybridMultilevel"/>
-    <w:tmpl w:val="BD700618"/>
-    <w:lvl w:ilvl="0" w:tplc="120E1DE6" w:tentative="1">
+    <w:tmpl w:val="467440D8"/>
+    <w:lvl w:ilvl="0" w:tplc="2F369ADC" w:tentative="1">
       <w:start w:val="1"/>
       <w:numFmt w:val="bullet"/>
       <w:lvlText w:val="●"/>
@@ -10534,7 +10612,7 @@
         <w:ind w:left="720" w:hanging="360"/>
       </w:pPr>
     </w:lvl>
-    <w:lvl w:ilvl="1" w:tplc="6B58AF98" w:tentative="1">
+    <w:lvl w:ilvl="1" w:tplc="844E30BA" w:tentative="1">
       <w:start w:val="1"/>
       <w:numFmt w:val="bullet"/>
       <w:lvlText w:val="○"/>
@@ -10543,7 +10621,7 @@
         <w:ind w:left="1440" w:hanging="360"/>
       </w:pPr>
     </w:lvl>
-    <w:lvl w:ilvl="2" w:tplc="DCA0A374" w:tentative="1">
+    <w:lvl w:ilvl="2" w:tplc="AF8AE4C2" w:tentative="1">
       <w:start w:val="1"/>
       <w:numFmt w:val="bullet"/>
       <w:lvlText w:val="■"/>
@@ -10552,7 +10630,7 @@
         <w:ind w:left="2160" w:hanging="360"/>
       </w:pPr>
     </w:lvl>
-    <w:lvl w:ilvl="3" w:tplc="3A9CDE14" w:tentative="1">
+    <w:lvl w:ilvl="3" w:tplc="6C5EE56C" w:tentative="1">
       <w:start w:val="1"/>
       <w:numFmt w:val="bullet"/>
       <w:lvlText w:val="●"/>
@@ -10561,7 +10639,7 @@
         <w:ind w:left="2880" w:hanging="360"/>
       </w:pPr>
     </w:lvl>
-    <w:lvl w:ilvl="4" w:tplc="3FDE9820" w:tentative="1">
+    <w:lvl w:ilvl="4" w:tplc="F0A0B580" w:tentative="1">
       <w:start w:val="1"/>
       <w:numFmt w:val="bullet"/>
       <w:lvlText w:val="○"/>
@@ -10570,7 +10648,7 @@
         <w:ind w:left="3600" w:hanging="360"/>
       </w:pPr>
     </w:lvl>
-    <w:lvl w:ilvl="5" w:tplc="8DD21434" w:tentative="1">
+    <w:lvl w:ilvl="5" w:tplc="5E80B830" w:tentative="1">
       <w:start w:val="1"/>
       <w:numFmt w:val="bullet"/>
       <w:lvlText w:val="■"/>
@@ -10579,7 +10657,7 @@
         <w:ind w:left="4320" w:hanging="360"/>
       </w:pPr>
     </w:lvl>
-    <w:lvl w:ilvl="6" w:tplc="4DE80E7A" w:tentative="1">
+    <w:lvl w:ilvl="6" w:tplc="98CA03D6" w:tentative="1">
       <w:start w:val="1"/>
       <w:numFmt w:val="bullet"/>
       <w:lvlText w:val="●"/>
@@ -10588,7 +10666,7 @@
         <w:ind w:left="5040" w:hanging="360"/>
       </w:pPr>
     </w:lvl>
-    <w:lvl w:ilvl="7" w:tplc="BC22E4B0" w:tentative="1">
+    <w:lvl w:ilvl="7" w:tplc="9B0C8CA8" w:tentative="1">
       <w:start w:val="1"/>
       <w:numFmt w:val="bullet"/>
       <w:lvlText w:val="●"/>
@@ -10597,7 +10675,7 @@
         <w:ind w:left="5760" w:hanging="360"/>
       </w:pPr>
     </w:lvl>
-    <w:lvl w:ilvl="8" w:tplc="D05874F2" w:tentative="1">
+    <w:lvl w:ilvl="8" w:tplc="9FE4601E" w:tentative="1">
       <w:start w:val="1"/>
       <w:numFmt w:val="bullet"/>
       <w:lvlText w:val="●"/>
@@ -10607,115 +10685,115 @@
       </w:pPr>
     </w:lvl>
   </w:abstractNum>
-  <w:num w:numId="1" w16cid:durableId="1874423006">
+  <w:num w:numId="1" w16cid:durableId="1945839433">
     <w:abstractNumId w:val="2"/>
     <w:lvlOverride w:ilvl="0">
       <w:startOverride w:val="1"/>
     </w:lvlOverride>
   </w:num>
-  <w:num w:numId="2" w16cid:durableId="259799923">
+  <w:num w:numId="2" w16cid:durableId="1572426220">
     <w:abstractNumId w:val="1"/>
     <w:lvlOverride w:ilvl="0">
       <w:startOverride w:val="1"/>
     </w:lvlOverride>
   </w:num>
-  <w:num w:numId="3" w16cid:durableId="59600884">
+  <w:num w:numId="3" w16cid:durableId="143667454">
     <w:abstractNumId w:val="0"/>
     <w:lvlOverride w:ilvl="0">
       <w:startOverride w:val="1"/>
     </w:lvlOverride>
   </w:num>
-  <w:num w:numId="4" w16cid:durableId="703290216">
+  <w:num w:numId="4" w16cid:durableId="1457945636">
     <w:abstractNumId w:val="1"/>
     <w:lvlOverride w:ilvl="0">
       <w:startOverride w:val="1"/>
     </w:lvlOverride>
   </w:num>
-  <w:num w:numId="5" w16cid:durableId="1732271782">
+  <w:num w:numId="5" w16cid:durableId="503470511">
     <w:abstractNumId w:val="1"/>
     <w:lvlOverride w:ilvl="0">
       <w:startOverride w:val="1"/>
     </w:lvlOverride>
   </w:num>
-  <w:num w:numId="6" w16cid:durableId="1495534120">
+  <w:num w:numId="6" w16cid:durableId="643701712">
     <w:abstractNumId w:val="1"/>
     <w:lvlOverride w:ilvl="0">
       <w:startOverride w:val="1"/>
     </w:lvlOverride>
   </w:num>
-  <w:num w:numId="7" w16cid:durableId="473983920">
+  <w:num w:numId="7" w16cid:durableId="1379550439">
     <w:abstractNumId w:val="1"/>
     <w:lvlOverride w:ilvl="0">
       <w:startOverride w:val="1"/>
     </w:lvlOverride>
   </w:num>
-  <w:num w:numId="8" w16cid:durableId="1336688053">
+  <w:num w:numId="8" w16cid:durableId="1964266014">
     <w:abstractNumId w:val="1"/>
     <w:lvlOverride w:ilvl="0">
       <w:startOverride w:val="1"/>
     </w:lvlOverride>
   </w:num>
-  <w:num w:numId="9" w16cid:durableId="997424343">
+  <w:num w:numId="9" w16cid:durableId="1194924175">
     <w:abstractNumId w:val="1"/>
     <w:lvlOverride w:ilvl="0">
       <w:startOverride w:val="1"/>
     </w:lvlOverride>
   </w:num>
-  <w:num w:numId="10" w16cid:durableId="804156775">
+  <w:num w:numId="10" w16cid:durableId="1809669234">
     <w:abstractNumId w:val="1"/>
     <w:lvlOverride w:ilvl="0">
       <w:startOverride w:val="1"/>
     </w:lvlOverride>
   </w:num>
-  <w:num w:numId="11" w16cid:durableId="594049575">
+  <w:num w:numId="11" w16cid:durableId="1783374637">
     <w:abstractNumId w:val="1"/>
     <w:lvlOverride w:ilvl="0">
       <w:startOverride w:val="1"/>
     </w:lvlOverride>
   </w:num>
-  <w:num w:numId="12" w16cid:durableId="313215736">
+  <w:num w:numId="12" w16cid:durableId="308289728">
     <w:abstractNumId w:val="1"/>
     <w:lvlOverride w:ilvl="0">
       <w:startOverride w:val="1"/>
     </w:lvlOverride>
   </w:num>
-  <w:num w:numId="13" w16cid:durableId="1612586855">
+  <w:num w:numId="13" w16cid:durableId="95028313">
     <w:abstractNumId w:val="1"/>
     <w:lvlOverride w:ilvl="0">
       <w:startOverride w:val="1"/>
     </w:lvlOverride>
   </w:num>
-  <w:num w:numId="14" w16cid:durableId="1426732605">
+  <w:num w:numId="14" w16cid:durableId="2026443115">
     <w:abstractNumId w:val="1"/>
     <w:lvlOverride w:ilvl="0">
       <w:startOverride w:val="1"/>
     </w:lvlOverride>
   </w:num>
-  <w:num w:numId="15" w16cid:durableId="2138596332">
+  <w:num w:numId="15" w16cid:durableId="203948117">
     <w:abstractNumId w:val="1"/>
     <w:lvlOverride w:ilvl="0">
       <w:startOverride w:val="1"/>
     </w:lvlOverride>
   </w:num>
-  <w:num w:numId="16" w16cid:durableId="243732858">
+  <w:num w:numId="16" w16cid:durableId="1499347567">
     <w:abstractNumId w:val="1"/>
     <w:lvlOverride w:ilvl="0">
       <w:startOverride w:val="1"/>
     </w:lvlOverride>
   </w:num>
-  <w:num w:numId="17" w16cid:durableId="631835545">
+  <w:num w:numId="17" w16cid:durableId="1004044134">
     <w:abstractNumId w:val="1"/>
     <w:lvlOverride w:ilvl="0">
       <w:startOverride w:val="1"/>
     </w:lvlOverride>
   </w:num>
-  <w:num w:numId="18" w16cid:durableId="361637751">
+  <w:num w:numId="18" w16cid:durableId="635260676">
     <w:abstractNumId w:val="1"/>
     <w:lvlOverride w:ilvl="0">
       <w:startOverride w:val="1"/>
     </w:lvlOverride>
   </w:num>
-  <w:num w:numId="19" w16cid:durableId="1264802664">
+  <w:num w:numId="19" w16cid:durableId="2035643278">
     <w:abstractNumId w:val="1"/>
     <w:lvlOverride w:ilvl="0">
       <w:startOverride w:val="1"/>
@@ -11357,7 +11435,7 @@
     <w:autoRedefine/>
     <w:uiPriority w:val="39"/>
     <w:unhideWhenUsed/>
-    <w:rsid w:val="00FD4A42"/>
+    <w:rsid w:val="00737620"/>
     <w:pPr>
       <w:spacing w:after="100"/>
     </w:pPr>
@@ -11369,7 +11447,7 @@
     <w:autoRedefine/>
     <w:uiPriority w:val="39"/>
     <w:unhideWhenUsed/>
-    <w:rsid w:val="00FD4A42"/>
+    <w:rsid w:val="00737620"/>
     <w:pPr>
       <w:spacing w:after="100"/>
       <w:ind w:left="210"/>

--- a/documentacion/Casos de uso.docx
+++ b/documentacion/Casos de uso.docx
@@ -448,7 +448,7 @@
     <w:sdt>
       <w:sdtPr>
         <w:alias w:val="Contenido"/>
-        <w:id w:val="963855850"/>
+        <w:id w:val="793562102"/>
       </w:sdtPr>
       <w:sdtEndPr/>
       <w:sdtContent>
@@ -477,7 +477,7 @@
           <w:r>
             <w:fldChar w:fldCharType="separate"/>
           </w:r>
-          <w:hyperlink w:anchor="_Toc243055180" w:history="1">
+          <w:hyperlink w:anchor="_Toc243304204" w:history="1">
             <w:r>
               <w:rPr>
                 <w:rStyle w:val="Hipervnculo"/>
@@ -501,7 +501,7 @@
               <w:rPr>
                 <w:noProof/>
               </w:rPr>
-              <w:instrText xml:space="preserve"> PAGEREF _Toc243055180 \h </w:instrText>
+              <w:instrText xml:space="preserve"> PAGEREF _Toc243304204 \h </w:instrText>
             </w:r>
             <w:r>
               <w:rPr>
@@ -544,7 +544,7 @@
               <w14:ligatures w14:val="standardContextual"/>
             </w:rPr>
           </w:pPr>
-          <w:hyperlink w:anchor="_Toc243055181" w:history="1">
+          <w:hyperlink w:anchor="_Toc243304205" w:history="1">
             <w:r>
               <w:rPr>
                 <w:rStyle w:val="Hipervnculo"/>
@@ -568,7 +568,7 @@
               <w:rPr>
                 <w:noProof/>
               </w:rPr>
-              <w:instrText xml:space="preserve"> PAGEREF _Toc243055181 \h </w:instrText>
+              <w:instrText xml:space="preserve"> PAGEREF _Toc243304205 \h </w:instrText>
             </w:r>
             <w:r>
               <w:rPr>
@@ -611,7 +611,7 @@
               <w14:ligatures w14:val="standardContextual"/>
             </w:rPr>
           </w:pPr>
-          <w:hyperlink w:anchor="_Toc243055182" w:history="1">
+          <w:hyperlink w:anchor="_Toc243304206" w:history="1">
             <w:r>
               <w:rPr>
                 <w:rStyle w:val="Hipervnculo"/>
@@ -635,7 +635,7 @@
               <w:rPr>
                 <w:noProof/>
               </w:rPr>
-              <w:instrText xml:space="preserve"> PAGEREF _Toc243055182 \h </w:instrText>
+              <w:instrText xml:space="preserve"> PAGEREF _Toc243304206 \h </w:instrText>
             </w:r>
             <w:r>
               <w:rPr>
@@ -678,7 +678,7 @@
               <w14:ligatures w14:val="standardContextual"/>
             </w:rPr>
           </w:pPr>
-          <w:hyperlink w:anchor="_Toc243055183" w:history="1">
+          <w:hyperlink w:anchor="_Toc243304207" w:history="1">
             <w:r>
               <w:rPr>
                 <w:rStyle w:val="Hipervnculo"/>
@@ -702,7 +702,7 @@
               <w:rPr>
                 <w:noProof/>
               </w:rPr>
-              <w:instrText xml:space="preserve"> PAGEREF _Toc243055183 \h </w:instrText>
+              <w:instrText xml:space="preserve"> PAGEREF _Toc243304207 \h </w:instrText>
             </w:r>
             <w:r>
               <w:rPr>
@@ -745,7 +745,7 @@
               <w14:ligatures w14:val="standardContextual"/>
             </w:rPr>
           </w:pPr>
-          <w:hyperlink w:anchor="_Toc243055184" w:history="1">
+          <w:hyperlink w:anchor="_Toc243304208" w:history="1">
             <w:r>
               <w:rPr>
                 <w:rStyle w:val="Hipervnculo"/>
@@ -769,7 +769,7 @@
               <w:rPr>
                 <w:noProof/>
               </w:rPr>
-              <w:instrText xml:space="preserve"> PAGEREF _Toc243055184 \h </w:instrText>
+              <w:instrText xml:space="preserve"> PAGEREF _Toc243304208 \h </w:instrText>
             </w:r>
             <w:r>
               <w:rPr>
@@ -812,7 +812,7 @@
               <w14:ligatures w14:val="standardContextual"/>
             </w:rPr>
           </w:pPr>
-          <w:hyperlink w:anchor="_Toc243055185" w:history="1">
+          <w:hyperlink w:anchor="_Toc243304209" w:history="1">
             <w:r>
               <w:rPr>
                 <w:rStyle w:val="Hipervnculo"/>
@@ -836,7 +836,7 @@
               <w:rPr>
                 <w:noProof/>
               </w:rPr>
-              <w:instrText xml:space="preserve"> PAGEREF _Toc243055185 \h </w:instrText>
+              <w:instrText xml:space="preserve"> PAGEREF _Toc243304209 \h </w:instrText>
             </w:r>
             <w:r>
               <w:rPr>
@@ -879,7 +879,7 @@
               <w14:ligatures w14:val="standardContextual"/>
             </w:rPr>
           </w:pPr>
-          <w:hyperlink w:anchor="_Toc243055186" w:history="1">
+          <w:hyperlink w:anchor="_Toc243304210" w:history="1">
             <w:r>
               <w:rPr>
                 <w:rStyle w:val="Hipervnculo"/>
@@ -903,7 +903,7 @@
               <w:rPr>
                 <w:noProof/>
               </w:rPr>
-              <w:instrText xml:space="preserve"> PAGEREF _Toc243055186 \h </w:instrText>
+              <w:instrText xml:space="preserve"> PAGEREF _Toc243304210 \h </w:instrText>
             </w:r>
             <w:r>
               <w:rPr>
@@ -946,7 +946,7 @@
               <w14:ligatures w14:val="standardContextual"/>
             </w:rPr>
           </w:pPr>
-          <w:hyperlink w:anchor="_Toc243055187" w:history="1">
+          <w:hyperlink w:anchor="_Toc243304211" w:history="1">
             <w:r>
               <w:rPr>
                 <w:rStyle w:val="Hipervnculo"/>
@@ -970,7 +970,7 @@
               <w:rPr>
                 <w:noProof/>
               </w:rPr>
-              <w:instrText xml:space="preserve"> PAGEREF _Toc243055187 \h </w:instrText>
+              <w:instrText xml:space="preserve"> PAGEREF _Toc243304211 \h </w:instrText>
             </w:r>
             <w:r>
               <w:rPr>
@@ -1013,7 +1013,7 @@
               <w14:ligatures w14:val="standardContextual"/>
             </w:rPr>
           </w:pPr>
-          <w:hyperlink w:anchor="_Toc243055188" w:history="1">
+          <w:hyperlink w:anchor="_Toc243304212" w:history="1">
             <w:r>
               <w:rPr>
                 <w:rStyle w:val="Hipervnculo"/>
@@ -1037,7 +1037,7 @@
               <w:rPr>
                 <w:noProof/>
               </w:rPr>
-              <w:instrText xml:space="preserve"> PAGEREF _Toc243055188 \h </w:instrText>
+              <w:instrText xml:space="preserve"> PAGEREF _Toc243304212 \h </w:instrText>
             </w:r>
             <w:r>
               <w:rPr>
@@ -1080,7 +1080,7 @@
               <w14:ligatures w14:val="standardContextual"/>
             </w:rPr>
           </w:pPr>
-          <w:hyperlink w:anchor="_Toc243055189" w:history="1">
+          <w:hyperlink w:anchor="_Toc243304213" w:history="1">
             <w:r>
               <w:rPr>
                 <w:rStyle w:val="Hipervnculo"/>
@@ -1104,7 +1104,7 @@
               <w:rPr>
                 <w:noProof/>
               </w:rPr>
-              <w:instrText xml:space="preserve"> PAGEREF _Toc243055189 \h </w:instrText>
+              <w:instrText xml:space="preserve"> PAGEREF _Toc243304213 \h </w:instrText>
             </w:r>
             <w:r>
               <w:rPr>
@@ -1147,7 +1147,7 @@
               <w14:ligatures w14:val="standardContextual"/>
             </w:rPr>
           </w:pPr>
-          <w:hyperlink w:anchor="_Toc243055190" w:history="1">
+          <w:hyperlink w:anchor="_Toc243304214" w:history="1">
             <w:r>
               <w:rPr>
                 <w:rStyle w:val="Hipervnculo"/>
@@ -1171,7 +1171,7 @@
               <w:rPr>
                 <w:noProof/>
               </w:rPr>
-              <w:instrText xml:space="preserve"> PAGEREF _Toc243055190 \h </w:instrText>
+              <w:instrText xml:space="preserve"> PAGEREF _Toc243304214 \h </w:instrText>
             </w:r>
             <w:r>
               <w:rPr>
@@ -1214,7 +1214,7 @@
               <w14:ligatures w14:val="standardContextual"/>
             </w:rPr>
           </w:pPr>
-          <w:hyperlink w:anchor="_Toc243055191" w:history="1">
+          <w:hyperlink w:anchor="_Toc243304215" w:history="1">
             <w:r>
               <w:rPr>
                 <w:rStyle w:val="Hipervnculo"/>
@@ -1238,7 +1238,7 @@
               <w:rPr>
                 <w:noProof/>
               </w:rPr>
-              <w:instrText xml:space="preserve"> PAGEREF _Toc243055191 \h </w:instrText>
+              <w:instrText xml:space="preserve"> PAGEREF _Toc243304215 \h </w:instrText>
             </w:r>
             <w:r>
               <w:rPr>
@@ -1281,7 +1281,7 @@
               <w14:ligatures w14:val="standardContextual"/>
             </w:rPr>
           </w:pPr>
-          <w:hyperlink w:anchor="_Toc243055192" w:history="1">
+          <w:hyperlink w:anchor="_Toc243304216" w:history="1">
             <w:r>
               <w:rPr>
                 <w:rStyle w:val="Hipervnculo"/>
@@ -1305,7 +1305,7 @@
               <w:rPr>
                 <w:noProof/>
               </w:rPr>
-              <w:instrText xml:space="preserve"> PAGEREF _Toc243055192 \h </w:instrText>
+              <w:instrText xml:space="preserve"> PAGEREF _Toc243304216 \h </w:instrText>
             </w:r>
             <w:r>
               <w:rPr>
@@ -1348,7 +1348,7 @@
               <w14:ligatures w14:val="standardContextual"/>
             </w:rPr>
           </w:pPr>
-          <w:hyperlink w:anchor="_Toc243055193" w:history="1">
+          <w:hyperlink w:anchor="_Toc243304217" w:history="1">
             <w:r>
               <w:rPr>
                 <w:rStyle w:val="Hipervnculo"/>
@@ -1372,7 +1372,7 @@
               <w:rPr>
                 <w:noProof/>
               </w:rPr>
-              <w:instrText xml:space="preserve"> PAGEREF _Toc243055193 \h </w:instrText>
+              <w:instrText xml:space="preserve"> PAGEREF _Toc243304217 \h </w:instrText>
             </w:r>
             <w:r>
               <w:rPr>
@@ -1415,7 +1415,7 @@
               <w14:ligatures w14:val="standardContextual"/>
             </w:rPr>
           </w:pPr>
-          <w:hyperlink w:anchor="_Toc243055194" w:history="1">
+          <w:hyperlink w:anchor="_Toc243304218" w:history="1">
             <w:r>
               <w:rPr>
                 <w:rStyle w:val="Hipervnculo"/>
@@ -1439,7 +1439,7 @@
               <w:rPr>
                 <w:noProof/>
               </w:rPr>
-              <w:instrText xml:space="preserve"> PAGEREF _Toc243055194 \h </w:instrText>
+              <w:instrText xml:space="preserve"> PAGEREF _Toc243304218 \h </w:instrText>
             </w:r>
             <w:r>
               <w:rPr>
@@ -1482,7 +1482,7 @@
               <w14:ligatures w14:val="standardContextual"/>
             </w:rPr>
           </w:pPr>
-          <w:hyperlink w:anchor="_Toc243055195" w:history="1">
+          <w:hyperlink w:anchor="_Toc243304219" w:history="1">
             <w:r>
               <w:rPr>
                 <w:rStyle w:val="Hipervnculo"/>
@@ -1506,7 +1506,7 @@
               <w:rPr>
                 <w:noProof/>
               </w:rPr>
-              <w:instrText xml:space="preserve"> PAGEREF _Toc243055195 \h </w:instrText>
+              <w:instrText xml:space="preserve"> PAGEREF _Toc243304219 \h </w:instrText>
             </w:r>
             <w:r>
               <w:rPr>
@@ -1549,7 +1549,7 @@
               <w14:ligatures w14:val="standardContextual"/>
             </w:rPr>
           </w:pPr>
-          <w:hyperlink w:anchor="_Toc243055196" w:history="1">
+          <w:hyperlink w:anchor="_Toc243304220" w:history="1">
             <w:r>
               <w:rPr>
                 <w:rStyle w:val="Hipervnculo"/>
@@ -1573,7 +1573,7 @@
               <w:rPr>
                 <w:noProof/>
               </w:rPr>
-              <w:instrText xml:space="preserve"> PAGEREF _Toc243055196 \h </w:instrText>
+              <w:instrText xml:space="preserve"> PAGEREF _Toc243304220 \h </w:instrText>
             </w:r>
             <w:r>
               <w:rPr>
@@ -1616,7 +1616,7 @@
               <w14:ligatures w14:val="standardContextual"/>
             </w:rPr>
           </w:pPr>
-          <w:hyperlink w:anchor="_Toc243055197" w:history="1">
+          <w:hyperlink w:anchor="_Toc243304221" w:history="1">
             <w:r>
               <w:rPr>
                 <w:rStyle w:val="Hipervnculo"/>
@@ -1640,7 +1640,7 @@
               <w:rPr>
                 <w:noProof/>
               </w:rPr>
-              <w:instrText xml:space="preserve"> PAGEREF _Toc243055197 \h </w:instrText>
+              <w:instrText xml:space="preserve"> PAGEREF _Toc243304221 \h </w:instrText>
             </w:r>
             <w:r>
               <w:rPr>
@@ -1683,7 +1683,7 @@
               <w14:ligatures w14:val="standardContextual"/>
             </w:rPr>
           </w:pPr>
-          <w:hyperlink w:anchor="_Toc243055198" w:history="1">
+          <w:hyperlink w:anchor="_Toc243304222" w:history="1">
             <w:r>
               <w:rPr>
                 <w:rStyle w:val="Hipervnculo"/>
@@ -1707,7 +1707,7 @@
               <w:rPr>
                 <w:noProof/>
               </w:rPr>
-              <w:instrText xml:space="preserve"> PAGEREF _Toc243055198 \h </w:instrText>
+              <w:instrText xml:space="preserve"> PAGEREF _Toc243304222 \h </w:instrText>
             </w:r>
             <w:r>
               <w:rPr>
@@ -1750,7 +1750,7 @@
               <w14:ligatures w14:val="standardContextual"/>
             </w:rPr>
           </w:pPr>
-          <w:hyperlink w:anchor="_Toc243055199" w:history="1">
+          <w:hyperlink w:anchor="_Toc243304223" w:history="1">
             <w:r>
               <w:rPr>
                 <w:rStyle w:val="Hipervnculo"/>
@@ -1774,7 +1774,7 @@
               <w:rPr>
                 <w:noProof/>
               </w:rPr>
-              <w:instrText xml:space="preserve"> PAGEREF _Toc243055199 \h </w:instrText>
+              <w:instrText xml:space="preserve"> PAGEREF _Toc243304223 \h </w:instrText>
             </w:r>
             <w:r>
               <w:rPr>
@@ -1818,7 +1818,7 @@
         <w:pStyle w:val="Ttulo1"/>
         <w:keepNext/>
       </w:pPr>
-      <w:bookmarkStart w:id="0" w:name="_Toc243055180"/>
+      <w:bookmarkStart w:id="0" w:name="_Toc243304204"/>
       <w:r>
         <w:t>1. Actores</w:t>
       </w:r>
@@ -2112,7 +2112,7 @@
         <w:pStyle w:val="Ttulo1"/>
         <w:keepNext/>
       </w:pPr>
-      <w:bookmarkStart w:id="1" w:name="_Toc243055181"/>
+      <w:bookmarkStart w:id="1" w:name="_Toc243304205"/>
       <w:r>
         <w:t>2. Mapa de casos de uso</w:t>
       </w:r>
@@ -3815,7 +3815,7 @@
         <w:pStyle w:val="Ttulo1"/>
         <w:keepNext/>
       </w:pPr>
-      <w:bookmarkStart w:id="2" w:name="_Toc243055182"/>
+      <w:bookmarkStart w:id="2" w:name="_Toc243304206"/>
       <w:r>
         <w:t>3. Detalle</w:t>
       </w:r>
@@ -3826,7 +3826,7 @@
         <w:pStyle w:val="Ttulo2"/>
         <w:keepNext/>
       </w:pPr>
-      <w:bookmarkStart w:id="3" w:name="_Toc243055183"/>
+      <w:bookmarkStart w:id="3" w:name="_Toc243304207"/>
       <w:r>
         <w:t>CU-01. Iniciar y cerrar sesión</w:t>
       </w:r>
@@ -4235,7 +4235,7 @@
         <w:pStyle w:val="Ttulo2"/>
         <w:keepNext/>
       </w:pPr>
-      <w:bookmarkStart w:id="4" w:name="_Toc243055184"/>
+      <w:bookmarkStart w:id="4" w:name="_Toc243304208"/>
       <w:r>
         <w:t>CU-02. Registrar un equipo</w:t>
       </w:r>
@@ -4644,7 +4644,7 @@
         <w:pStyle w:val="Ttulo2"/>
         <w:keepNext/>
       </w:pPr>
-      <w:bookmarkStart w:id="5" w:name="_Toc243055185"/>
+      <w:bookmarkStart w:id="5" w:name="_Toc243304209"/>
       <w:r>
         <w:t>CU-03. Entregar equipos a una persona (Onboarding)</w:t>
       </w:r>
@@ -5053,7 +5053,7 @@
         <w:pStyle w:val="Ttulo2"/>
         <w:keepNext/>
       </w:pPr>
-      <w:bookmarkStart w:id="6" w:name="_Toc243055186"/>
+      <w:bookmarkStart w:id="6" w:name="_Toc243304210"/>
       <w:r>
         <w:t>CU-04. Cambiar el equipo de una persona</w:t>
       </w:r>
@@ -5462,7 +5462,7 @@
         <w:pStyle w:val="Ttulo2"/>
         <w:keepNext/>
       </w:pPr>
-      <w:bookmarkStart w:id="7" w:name="_Toc243055187"/>
+      <w:bookmarkStart w:id="7" w:name="_Toc243304211"/>
       <w:r>
         <w:t>CU-05. Desvincular a una persona (Offboarding)</w:t>
       </w:r>
@@ -5832,7 +5832,7 @@
         <w:pStyle w:val="Ttulo2"/>
         <w:keepNext/>
       </w:pPr>
-      <w:bookmarkStart w:id="8" w:name="_Toc243055188"/>
+      <w:bookmarkStart w:id="8" w:name="_Toc243304212"/>
       <w:r>
         <w:t>CU-06. Programar y realizar una mantención</w:t>
       </w:r>
@@ -6215,7 +6215,7 @@
         <w:pStyle w:val="Ttulo2"/>
         <w:keepNext/>
       </w:pPr>
-      <w:bookmarkStart w:id="9" w:name="_Toc243055189"/>
+      <w:bookmarkStart w:id="9" w:name="_Toc243304213"/>
       <w:r>
         <w:t>CU-07. Dar de baja un equipo</w:t>
       </w:r>
@@ -6585,7 +6585,7 @@
         <w:pStyle w:val="Ttulo2"/>
         <w:keepNext/>
       </w:pPr>
-      <w:bookmarkStart w:id="10" w:name="_Toc243055190"/>
+      <w:bookmarkStart w:id="10" w:name="_Toc243304214"/>
       <w:r>
         <w:t>CU-08. Registrar una compra de activos</w:t>
       </w:r>
@@ -6981,7 +6981,7 @@
         <w:pStyle w:val="Ttulo2"/>
         <w:keepNext/>
       </w:pPr>
-      <w:bookmarkStart w:id="11" w:name="_Toc243055191"/>
+      <w:bookmarkStart w:id="11" w:name="_Toc243304215"/>
       <w:r>
         <w:t>CU-09. Repartir una compra a las sedes</w:t>
       </w:r>
@@ -7364,7 +7364,7 @@
         <w:pStyle w:val="Ttulo2"/>
         <w:keepNext/>
       </w:pPr>
-      <w:bookmarkStart w:id="12" w:name="_Toc243055192"/>
+      <w:bookmarkStart w:id="12" w:name="_Toc243304216"/>
       <w:r>
         <w:t>CU-10. Despachar equipos y Kit/EPP a otra sede</w:t>
       </w:r>
@@ -7747,7 +7747,7 @@
         <w:pStyle w:val="Ttulo2"/>
         <w:keepNext/>
       </w:pPr>
-      <w:bookmarkStart w:id="13" w:name="_Toc243055193"/>
+      <w:bookmarkStart w:id="13" w:name="_Toc243304217"/>
       <w:r>
         <w:t>CU-11. Recibir un despacho</w:t>
       </w:r>
@@ -8117,7 +8117,7 @@
         <w:pStyle w:val="Ttulo2"/>
         <w:keepNext/>
       </w:pPr>
-      <w:bookmarkStart w:id="14" w:name="_Toc243055194"/>
+      <w:bookmarkStart w:id="14" w:name="_Toc243304218"/>
       <w:r>
         <w:t>CU-12. Gestionar Kit/EPP y su stock</w:t>
       </w:r>
@@ -8474,7 +8474,7 @@
         <w:pStyle w:val="Ttulo2"/>
         <w:keepNext/>
       </w:pPr>
-      <w:bookmarkStart w:id="15" w:name="_Toc243055195"/>
+      <w:bookmarkStart w:id="15" w:name="_Toc243304219"/>
       <w:r>
         <w:t>CU-13. Asignar, mover, cambiar de tipo y dar de baja líneas telefónicas</w:t>
       </w:r>
@@ -8883,7 +8883,7 @@
         <w:pStyle w:val="Ttulo2"/>
         <w:keepNext/>
       </w:pPr>
-      <w:bookmarkStart w:id="16" w:name="_Toc243055196"/>
+      <w:bookmarkStart w:id="16" w:name="_Toc243304220"/>
       <w:r>
         <w:t>CU-14. Revisar el Dashboard</w:t>
       </w:r>
@@ -9228,7 +9228,7 @@
         <w:pStyle w:val="Ttulo2"/>
         <w:keepNext/>
       </w:pPr>
-      <w:bookmarkStart w:id="17" w:name="_Toc243055197"/>
+      <w:bookmarkStart w:id="17" w:name="_Toc243304221"/>
       <w:r>
         <w:t>CU-15. Importar datos desde Excel</w:t>
       </w:r>
@@ -9611,7 +9611,7 @@
         <w:pStyle w:val="Ttulo2"/>
         <w:keepNext/>
       </w:pPr>
-      <w:bookmarkStart w:id="18" w:name="_Toc243055198"/>
+      <w:bookmarkStart w:id="18" w:name="_Toc243304222"/>
       <w:r>
         <w:t>CU-16. Administrar usuarios, sedes y seguridad</w:t>
       </w:r>
@@ -9922,7 +9922,7 @@
         <w:spacing w:after="60" w:line="264" w:lineRule="auto"/>
       </w:pPr>
       <w:r>
-        <w:t>En Configuración, crea o edita usuarios (rol, sede, activo), sedes y categorías.</w:t>
+        <w:t>En Configuración, crea o edita usuarios (rol, sede, activo), sedes y categorías; una sede sin uso se puede eliminar.</w:t>
       </w:r>
     </w:p>
     <w:p>
@@ -9935,7 +9935,7 @@
         <w:spacing w:after="60" w:line="264" w:lineRule="auto"/>
       </w:pPr>
       <w:r>
-        <w:t>En Seguridad, ajusta la duración de sesión y los intentos permitidos.</w:t>
+        <w:t>En Seguridad, ajusta la duración de sesión, los intentos máximos por usuario y los minutos de bloqueo.</w:t>
       </w:r>
     </w:p>
     <w:p>
@@ -9965,10 +9965,23 @@
     </w:p>
     <w:p>
       <w:pPr>
+        <w:pStyle w:val="Prrafodelista"/>
+        <w:numPr>
+          <w:ilvl w:val="0"/>
+          <w:numId w:val="3"/>
+        </w:numPr>
+        <w:spacing w:after="60" w:line="264" w:lineRule="auto"/>
+      </w:pPr>
+      <w:r>
+        <w:t>Sede en uso: no se elimina y se dice qué la usa.</w:t>
+      </w:r>
+    </w:p>
+    <w:p>
+      <w:pPr>
         <w:pStyle w:val="Ttulo2"/>
         <w:keepNext/>
       </w:pPr>
-      <w:bookmarkStart w:id="19" w:name="_Toc243055199"/>
+      <w:bookmarkStart w:id="19" w:name="_Toc243304223"/>
       <w:r>
         <w:t>CU-17. Revisar auditoría y registro de accesos</w:t>
       </w:r>
@@ -10279,7 +10292,7 @@
         <w:spacing w:after="60" w:line="264" w:lineRule="auto"/>
       </w:pPr>
       <w:r>
-        <w:t>En Configuración &gt; Auditoría, filtra por módulo, acción, usuario o fecha.</w:t>
+        <w:t>En Configuración &gt; Auditoría (visor de eventos), filtra por usuario (de la lista) y fechas.</w:t>
       </w:r>
     </w:p>
     <w:p>
@@ -10292,7 +10305,7 @@
         <w:spacing w:after="60" w:line="264" w:lineRule="auto"/>
       </w:pPr>
       <w:r>
-        <w:t>En Registro de accesos, revisa ingresos, intentos fallidos y cierres de sesión.</w:t>
+        <w:t>En Registro de accesos, revisa ingresos, intentos fallidos y cierres de sesión; la tarjeta Cuentas desactivadas muestra los intentos de hoy con una cuenta desactivada.</w:t>
       </w:r>
     </w:p>
     <w:sectPr>
@@ -10484,10 +10497,10 @@
 <file path=word/numbering.xml><?xml version="1.0" encoding="utf-8"?>
 <w:numbering xmlns:wpc="http://schemas.microsoft.com/office/word/2010/wordprocessingCanvas" xmlns:cx="http://schemas.microsoft.com/office/drawing/2014/chartex" xmlns:cx1="http://schemas.microsoft.com/office/drawing/2015/9/8/chartex" xmlns:cx2="http://schemas.microsoft.com/office/drawing/2015/10/21/chartex" xmlns:cx3="http://schemas.microsoft.com/office/drawing/2016/5/9/chartex" xmlns:cx4="http://schemas.microsoft.com/office/drawing/2016/5/10/chartex" xmlns:cx5="http://schemas.microsoft.com/office/drawing/2016/5/11/chartex" xmlns:cx6="http://schemas.microsoft.com/office/drawing/2016/5/12/chartex" xmlns:cx7="http://schemas.microsoft.com/office/drawing/2016/5/13/chartex" xmlns:cx8="http://schemas.microsoft.com/office/drawing/2016/5/14/chartex" xmlns:mc="http://schemas.openxmlformats.org/markup-compatibility/2006" xmlns:aink="http://schemas.microsoft.com/office/drawing/2016/ink" xmlns:am3d="http://schemas.microsoft.com/office/drawing/2017/model3d" xmlns:o="urn:schemas-microsoft-com:office:office" xmlns:oel="http://schemas.microsoft.com/office/2019/extlst" xmlns:r="http://schemas.openxmlformats.org/officeDocument/2006/relationships" xmlns:m="http://schemas.openxmlformats.org/officeDocument/2006/math" xmlns:v="urn:schemas-microsoft-com:vml" xmlns:wp14="http://schemas.microsoft.com/office/word/2010/wordprocessingDrawing" xmlns:wp="http://schemas.openxmlformats.org/drawingml/2006/wordprocessingDrawing" xmlns:w10="urn:schemas-microsoft-com:office:word" xmlns:w="http://schemas.openxmlformats.org/wordprocessingml/2006/main" xmlns:w14="http://schemas.microsoft.com/office/word/2010/wordml" xmlns:w15="http://schemas.microsoft.com/office/word/2012/wordml" xmlns:w16cex="http://schemas.microsoft.com/office/word/2018/wordml/cex" xmlns:w16cid="http://schemas.microsoft.com/office/word/2016/wordml/cid" xmlns:w16="http://schemas.microsoft.com/office/word/2018/wordml" xmlns:w16du="http://schemas.microsoft.com/office/word/2023/wordml/word16du" xmlns:w16sdtdh="http://schemas.microsoft.com/office/word/2020/wordml/sdtdatahash" xmlns:w16sdtfl="http://schemas.microsoft.com/office/word/2024/wordml/sdtformatlock" xmlns:w16se="http://schemas.microsoft.com/office/word/2015/wordml/symex" xmlns:wpg="http://schemas.microsoft.com/office/word/2010/wordprocessingGroup" xmlns:wpi="http://schemas.microsoft.com/office/word/2010/wordprocessingInk" xmlns:wne="http://schemas.microsoft.com/office/word/2006/wordml" xmlns:wps="http://schemas.microsoft.com/office/word/2010/wordprocessingShape" mc:Ignorable="w14 w15 w16se w16cid w16 w16cex w16sdtdh w16sdtfl w16du wp14">
   <w:abstractNum w:abstractNumId="0" w15:restartNumberingAfterBreak="0">
-    <w:nsid w:val="34E628BB"/>
+    <w:nsid w:val="13D86DBC"/>
     <w:multiLevelType w:val="hybridMultilevel"/>
-    <w:tmpl w:val="807805B0"/>
-    <w:lvl w:ilvl="0" w:tplc="9E98D196">
+    <w:tmpl w:val="217E62FC"/>
+    <w:lvl w:ilvl="0" w:tplc="BBD8F35E">
       <w:start w:val="1"/>
       <w:numFmt w:val="bullet"/>
       <w:lvlText w:val="•"/>
@@ -10496,7 +10509,7 @@
         <w:ind w:left="400" w:hanging="260"/>
       </w:pPr>
     </w:lvl>
-    <w:lvl w:ilvl="1" w:tplc="0D304678" w:tentative="1">
+    <w:lvl w:ilvl="1" w:tplc="17BCEE74" w:tentative="1">
       <w:start w:val="1"/>
       <w:numFmt w:val="bullet"/>
       <w:lvlText w:val="–"/>
@@ -10505,7 +10518,7 @@
         <w:ind w:left="760" w:hanging="260"/>
       </w:pPr>
     </w:lvl>
-    <w:lvl w:ilvl="2" w:tplc="E42867CC" w:tentative="1">
+    <w:lvl w:ilvl="2" w:tplc="9124798E" w:tentative="1">
       <w:start w:val="1"/>
       <w:numFmt w:val="bullet"/>
       <w:lvlText w:val="·"/>
@@ -10514,42 +10527,128 @@
         <w:ind w:left="1120" w:hanging="260"/>
       </w:pPr>
     </w:lvl>
-    <w:lvl w:ilvl="3" w:tplc="5F54946E">
+    <w:lvl w:ilvl="3" w:tplc="9EE2E018">
       <w:numFmt w:val="decimal"/>
       <w:lvlText w:val=""/>
       <w:lvlJc w:val="left"/>
     </w:lvl>
-    <w:lvl w:ilvl="4" w:tplc="B8BE0752">
+    <w:lvl w:ilvl="4" w:tplc="7AC8DE96">
       <w:numFmt w:val="decimal"/>
       <w:lvlText w:val=""/>
       <w:lvlJc w:val="left"/>
     </w:lvl>
-    <w:lvl w:ilvl="5" w:tplc="399C783E">
+    <w:lvl w:ilvl="5" w:tplc="A532FCC8">
       <w:numFmt w:val="decimal"/>
       <w:lvlText w:val=""/>
       <w:lvlJc w:val="left"/>
     </w:lvl>
-    <w:lvl w:ilvl="6" w:tplc="71A66622">
+    <w:lvl w:ilvl="6" w:tplc="303240C4">
       <w:numFmt w:val="decimal"/>
       <w:lvlText w:val=""/>
       <w:lvlJc w:val="left"/>
     </w:lvl>
-    <w:lvl w:ilvl="7" w:tplc="B44C6058">
+    <w:lvl w:ilvl="7" w:tplc="F6B8BB04">
       <w:numFmt w:val="decimal"/>
       <w:lvlText w:val=""/>
       <w:lvlJc w:val="left"/>
     </w:lvl>
-    <w:lvl w:ilvl="8" w:tplc="83A6E02A">
+    <w:lvl w:ilvl="8" w:tplc="243204AC">
       <w:numFmt w:val="decimal"/>
       <w:lvlText w:val=""/>
       <w:lvlJc w:val="left"/>
     </w:lvl>
   </w:abstractNum>
   <w:abstractNum w:abstractNumId="1" w15:restartNumberingAfterBreak="0">
-    <w:nsid w:val="3E853D3E"/>
+    <w:nsid w:val="1AB54B07"/>
     <w:multiLevelType w:val="hybridMultilevel"/>
-    <w:tmpl w:val="591CDDDE"/>
-    <w:lvl w:ilvl="0" w:tplc="49467294">
+    <w:tmpl w:val="0206D814"/>
+    <w:lvl w:ilvl="0" w:tplc="1A00D374" w:tentative="1">
+      <w:start w:val="1"/>
+      <w:numFmt w:val="bullet"/>
+      <w:lvlText w:val="●"/>
+      <w:lvlJc w:val="left"/>
+      <w:pPr>
+        <w:ind w:left="720" w:hanging="360"/>
+      </w:pPr>
+    </w:lvl>
+    <w:lvl w:ilvl="1" w:tplc="9CB078B6" w:tentative="1">
+      <w:start w:val="1"/>
+      <w:numFmt w:val="bullet"/>
+      <w:lvlText w:val="○"/>
+      <w:lvlJc w:val="left"/>
+      <w:pPr>
+        <w:ind w:left="1440" w:hanging="360"/>
+      </w:pPr>
+    </w:lvl>
+    <w:lvl w:ilvl="2" w:tplc="6AC0AFCA" w:tentative="1">
+      <w:start w:val="1"/>
+      <w:numFmt w:val="bullet"/>
+      <w:lvlText w:val="■"/>
+      <w:lvlJc w:val="left"/>
+      <w:pPr>
+        <w:ind w:left="2160" w:hanging="360"/>
+      </w:pPr>
+    </w:lvl>
+    <w:lvl w:ilvl="3" w:tplc="80D01994" w:tentative="1">
+      <w:start w:val="1"/>
+      <w:numFmt w:val="bullet"/>
+      <w:lvlText w:val="●"/>
+      <w:lvlJc w:val="left"/>
+      <w:pPr>
+        <w:ind w:left="2880" w:hanging="360"/>
+      </w:pPr>
+    </w:lvl>
+    <w:lvl w:ilvl="4" w:tplc="C6B216DA" w:tentative="1">
+      <w:start w:val="1"/>
+      <w:numFmt w:val="bullet"/>
+      <w:lvlText w:val="○"/>
+      <w:lvlJc w:val="left"/>
+      <w:pPr>
+        <w:ind w:left="3600" w:hanging="360"/>
+      </w:pPr>
+    </w:lvl>
+    <w:lvl w:ilvl="5" w:tplc="F5FC901E" w:tentative="1">
+      <w:start w:val="1"/>
+      <w:numFmt w:val="bullet"/>
+      <w:lvlText w:val="■"/>
+      <w:lvlJc w:val="left"/>
+      <w:pPr>
+        <w:ind w:left="4320" w:hanging="360"/>
+      </w:pPr>
+    </w:lvl>
+    <w:lvl w:ilvl="6" w:tplc="6B6A4974" w:tentative="1">
+      <w:start w:val="1"/>
+      <w:numFmt w:val="bullet"/>
+      <w:lvlText w:val="●"/>
+      <w:lvlJc w:val="left"/>
+      <w:pPr>
+        <w:ind w:left="5040" w:hanging="360"/>
+      </w:pPr>
+    </w:lvl>
+    <w:lvl w:ilvl="7" w:tplc="52E0B82A" w:tentative="1">
+      <w:start w:val="1"/>
+      <w:numFmt w:val="bullet"/>
+      <w:lvlText w:val="●"/>
+      <w:lvlJc w:val="left"/>
+      <w:pPr>
+        <w:ind w:left="5760" w:hanging="360"/>
+      </w:pPr>
+    </w:lvl>
+    <w:lvl w:ilvl="8" w:tplc="CF1611F8" w:tentative="1">
+      <w:start w:val="1"/>
+      <w:numFmt w:val="bullet"/>
+      <w:lvlText w:val="●"/>
+      <w:lvlJc w:val="left"/>
+      <w:pPr>
+        <w:ind w:left="6480" w:hanging="360"/>
+      </w:pPr>
+    </w:lvl>
+  </w:abstractNum>
+  <w:abstractNum w:abstractNumId="2" w15:restartNumberingAfterBreak="0">
+    <w:nsid w:val="49905D2B"/>
+    <w:multiLevelType w:val="hybridMultilevel"/>
+    <w:tmpl w:val="F4E461DA"/>
+    <w:lvl w:ilvl="0" w:tplc="4E70B7E4">
       <w:start w:val="1"/>
       <w:numFmt w:val="decimal"/>
       <w:lvlText w:val="%1."/>
@@ -10558,243 +10657,157 @@
         <w:ind w:left="420" w:hanging="300"/>
       </w:pPr>
     </w:lvl>
-    <w:lvl w:ilvl="1" w:tplc="167E2F7E">
+    <w:lvl w:ilvl="1" w:tplc="2C82CDE6">
       <w:numFmt w:val="decimal"/>
       <w:lvlText w:val=""/>
       <w:lvlJc w:val="left"/>
     </w:lvl>
-    <w:lvl w:ilvl="2" w:tplc="4296E740">
+    <w:lvl w:ilvl="2" w:tplc="70A4BEA4">
       <w:numFmt w:val="decimal"/>
       <w:lvlText w:val=""/>
       <w:lvlJc w:val="left"/>
     </w:lvl>
-    <w:lvl w:ilvl="3" w:tplc="3CE0E07E">
+    <w:lvl w:ilvl="3" w:tplc="4D2C04C8">
       <w:numFmt w:val="decimal"/>
       <w:lvlText w:val=""/>
       <w:lvlJc w:val="left"/>
     </w:lvl>
-    <w:lvl w:ilvl="4" w:tplc="E6E6C22A">
+    <w:lvl w:ilvl="4" w:tplc="A78664AE">
       <w:numFmt w:val="decimal"/>
       <w:lvlText w:val=""/>
       <w:lvlJc w:val="left"/>
     </w:lvl>
-    <w:lvl w:ilvl="5" w:tplc="759203BC">
+    <w:lvl w:ilvl="5" w:tplc="C48240CE">
       <w:numFmt w:val="decimal"/>
       <w:lvlText w:val=""/>
       <w:lvlJc w:val="left"/>
     </w:lvl>
-    <w:lvl w:ilvl="6" w:tplc="C218CAD8">
+    <w:lvl w:ilvl="6" w:tplc="9706531C">
       <w:numFmt w:val="decimal"/>
       <w:lvlText w:val=""/>
       <w:lvlJc w:val="left"/>
     </w:lvl>
-    <w:lvl w:ilvl="7" w:tplc="6D96A29A">
+    <w:lvl w:ilvl="7" w:tplc="C7188D84">
       <w:numFmt w:val="decimal"/>
       <w:lvlText w:val=""/>
       <w:lvlJc w:val="left"/>
     </w:lvl>
-    <w:lvl w:ilvl="8" w:tplc="9134DF4A">
+    <w:lvl w:ilvl="8" w:tplc="7BFE45BA">
       <w:numFmt w:val="decimal"/>
       <w:lvlText w:val=""/>
       <w:lvlJc w:val="left"/>
     </w:lvl>
   </w:abstractNum>
-  <w:abstractNum w:abstractNumId="2" w15:restartNumberingAfterBreak="0">
-    <w:nsid w:val="70E13785"/>
-    <w:multiLevelType w:val="hybridMultilevel"/>
-    <w:tmpl w:val="467440D8"/>
-    <w:lvl w:ilvl="0" w:tplc="2F369ADC" w:tentative="1">
-      <w:start w:val="1"/>
-      <w:numFmt w:val="bullet"/>
-      <w:lvlText w:val="●"/>
-      <w:lvlJc w:val="left"/>
-      <w:pPr>
-        <w:ind w:left="720" w:hanging="360"/>
-      </w:pPr>
-    </w:lvl>
-    <w:lvl w:ilvl="1" w:tplc="844E30BA" w:tentative="1">
-      <w:start w:val="1"/>
-      <w:numFmt w:val="bullet"/>
-      <w:lvlText w:val="○"/>
-      <w:lvlJc w:val="left"/>
-      <w:pPr>
-        <w:ind w:left="1440" w:hanging="360"/>
-      </w:pPr>
-    </w:lvl>
-    <w:lvl w:ilvl="2" w:tplc="AF8AE4C2" w:tentative="1">
-      <w:start w:val="1"/>
-      <w:numFmt w:val="bullet"/>
-      <w:lvlText w:val="■"/>
-      <w:lvlJc w:val="left"/>
-      <w:pPr>
-        <w:ind w:left="2160" w:hanging="360"/>
-      </w:pPr>
-    </w:lvl>
-    <w:lvl w:ilvl="3" w:tplc="6C5EE56C" w:tentative="1">
-      <w:start w:val="1"/>
-      <w:numFmt w:val="bullet"/>
-      <w:lvlText w:val="●"/>
-      <w:lvlJc w:val="left"/>
-      <w:pPr>
-        <w:ind w:left="2880" w:hanging="360"/>
-      </w:pPr>
-    </w:lvl>
-    <w:lvl w:ilvl="4" w:tplc="F0A0B580" w:tentative="1">
-      <w:start w:val="1"/>
-      <w:numFmt w:val="bullet"/>
-      <w:lvlText w:val="○"/>
-      <w:lvlJc w:val="left"/>
-      <w:pPr>
-        <w:ind w:left="3600" w:hanging="360"/>
-      </w:pPr>
-    </w:lvl>
-    <w:lvl w:ilvl="5" w:tplc="5E80B830" w:tentative="1">
-      <w:start w:val="1"/>
-      <w:numFmt w:val="bullet"/>
-      <w:lvlText w:val="■"/>
-      <w:lvlJc w:val="left"/>
-      <w:pPr>
-        <w:ind w:left="4320" w:hanging="360"/>
-      </w:pPr>
-    </w:lvl>
-    <w:lvl w:ilvl="6" w:tplc="98CA03D6" w:tentative="1">
-      <w:start w:val="1"/>
-      <w:numFmt w:val="bullet"/>
-      <w:lvlText w:val="●"/>
-      <w:lvlJc w:val="left"/>
-      <w:pPr>
-        <w:ind w:left="5040" w:hanging="360"/>
-      </w:pPr>
-    </w:lvl>
-    <w:lvl w:ilvl="7" w:tplc="9B0C8CA8" w:tentative="1">
-      <w:start w:val="1"/>
-      <w:numFmt w:val="bullet"/>
-      <w:lvlText w:val="●"/>
-      <w:lvlJc w:val="left"/>
-      <w:pPr>
-        <w:ind w:left="5760" w:hanging="360"/>
-      </w:pPr>
-    </w:lvl>
-    <w:lvl w:ilvl="8" w:tplc="9FE4601E" w:tentative="1">
-      <w:start w:val="1"/>
-      <w:numFmt w:val="bullet"/>
-      <w:lvlText w:val="●"/>
-      <w:lvlJc w:val="left"/>
-      <w:pPr>
-        <w:ind w:left="6480" w:hanging="360"/>
-      </w:pPr>
-    </w:lvl>
-  </w:abstractNum>
-  <w:num w:numId="1" w16cid:durableId="1945839433">
+  <w:num w:numId="1" w16cid:durableId="1631324629">
+    <w:abstractNumId w:val="1"/>
+    <w:lvlOverride w:ilvl="0">
+      <w:startOverride w:val="1"/>
+    </w:lvlOverride>
+  </w:num>
+  <w:num w:numId="2" w16cid:durableId="13460048">
     <w:abstractNumId w:val="2"/>
     <w:lvlOverride w:ilvl="0">
       <w:startOverride w:val="1"/>
     </w:lvlOverride>
   </w:num>
-  <w:num w:numId="2" w16cid:durableId="1572426220">
-    <w:abstractNumId w:val="1"/>
-    <w:lvlOverride w:ilvl="0">
-      <w:startOverride w:val="1"/>
-    </w:lvlOverride>
-  </w:num>
-  <w:num w:numId="3" w16cid:durableId="143667454">
+  <w:num w:numId="3" w16cid:durableId="1546218187">
     <w:abstractNumId w:val="0"/>
     <w:lvlOverride w:ilvl="0">
       <w:startOverride w:val="1"/>
     </w:lvlOverride>
   </w:num>
-  <w:num w:numId="4" w16cid:durableId="1457945636">
-    <w:abstractNumId w:val="1"/>
+  <w:num w:numId="4" w16cid:durableId="1476340603">
+    <w:abstractNumId w:val="2"/>
     <w:lvlOverride w:ilvl="0">
       <w:startOverride w:val="1"/>
     </w:lvlOverride>
   </w:num>
-  <w:num w:numId="5" w16cid:durableId="503470511">
-    <w:abstractNumId w:val="1"/>
+  <w:num w:numId="5" w16cid:durableId="1784688">
+    <w:abstractNumId w:val="2"/>
     <w:lvlOverride w:ilvl="0">
       <w:startOverride w:val="1"/>
     </w:lvlOverride>
   </w:num>
-  <w:num w:numId="6" w16cid:durableId="643701712">
-    <w:abstractNumId w:val="1"/>
+  <w:num w:numId="6" w16cid:durableId="757294247">
+    <w:abstractNumId w:val="2"/>
     <w:lvlOverride w:ilvl="0">
       <w:startOverride w:val="1"/>
     </w:lvlOverride>
   </w:num>
-  <w:num w:numId="7" w16cid:durableId="1379550439">
-    <w:abstractNumId w:val="1"/>
+  <w:num w:numId="7" w16cid:durableId="569657724">
+    <w:abstractNumId w:val="2"/>
     <w:lvlOverride w:ilvl="0">
       <w:startOverride w:val="1"/>
     </w:lvlOverride>
   </w:num>
-  <w:num w:numId="8" w16cid:durableId="1964266014">
-    <w:abstractNumId w:val="1"/>
+  <w:num w:numId="8" w16cid:durableId="1427850918">
+    <w:abstractNumId w:val="2"/>
     <w:lvlOverride w:ilvl="0">
       <w:startOverride w:val="1"/>
     </w:lvlOverride>
   </w:num>
-  <w:num w:numId="9" w16cid:durableId="1194924175">
-    <w:abstractNumId w:val="1"/>
+  <w:num w:numId="9" w16cid:durableId="304898427">
+    <w:abstractNumId w:val="2"/>
     <w:lvlOverride w:ilvl="0">
       <w:startOverride w:val="1"/>
     </w:lvlOverride>
   </w:num>
-  <w:num w:numId="10" w16cid:durableId="1809669234">
-    <w:abstractNumId w:val="1"/>
+  <w:num w:numId="10" w16cid:durableId="1414888293">
+    <w:abstractNumId w:val="2"/>
     <w:lvlOverride w:ilvl="0">
       <w:startOverride w:val="1"/>
     </w:lvlOverride>
   </w:num>
-  <w:num w:numId="11" w16cid:durableId="1783374637">
-    <w:abstractNumId w:val="1"/>
+  <w:num w:numId="11" w16cid:durableId="1044868792">
+    <w:abstractNumId w:val="2"/>
     <w:lvlOverride w:ilvl="0">
       <w:startOverride w:val="1"/>
     </w:lvlOverride>
   </w:num>
-  <w:num w:numId="12" w16cid:durableId="308289728">
-    <w:abstractNumId w:val="1"/>
+  <w:num w:numId="12" w16cid:durableId="767576288">
+    <w:abstractNumId w:val="2"/>
     <w:lvlOverride w:ilvl="0">
       <w:startOverride w:val="1"/>
     </w:lvlOverride>
   </w:num>
-  <w:num w:numId="13" w16cid:durableId="95028313">
-    <w:abstractNumId w:val="1"/>
+  <w:num w:numId="13" w16cid:durableId="1465854021">
+    <w:abstractNumId w:val="2"/>
     <w:lvlOverride w:ilvl="0">
       <w:startOverride w:val="1"/>
     </w:lvlOverride>
   </w:num>
-  <w:num w:numId="14" w16cid:durableId="2026443115">
-    <w:abstractNumId w:val="1"/>
+  <w:num w:numId="14" w16cid:durableId="1652518372">
+    <w:abstractNumId w:val="2"/>
     <w:lvlOverride w:ilvl="0">
       <w:startOverride w:val="1"/>
     </w:lvlOverride>
   </w:num>
-  <w:num w:numId="15" w16cid:durableId="203948117">
-    <w:abstractNumId w:val="1"/>
+  <w:num w:numId="15" w16cid:durableId="1033311287">
+    <w:abstractNumId w:val="2"/>
     <w:lvlOverride w:ilvl="0">
       <w:startOverride w:val="1"/>
     </w:lvlOverride>
   </w:num>
-  <w:num w:numId="16" w16cid:durableId="1499347567">
-    <w:abstractNumId w:val="1"/>
+  <w:num w:numId="16" w16cid:durableId="1949433998">
+    <w:abstractNumId w:val="2"/>
     <w:lvlOverride w:ilvl="0">
       <w:startOverride w:val="1"/>
     </w:lvlOverride>
   </w:num>
-  <w:num w:numId="17" w16cid:durableId="1004044134">
-    <w:abstractNumId w:val="1"/>
+  <w:num w:numId="17" w16cid:durableId="941063732">
+    <w:abstractNumId w:val="2"/>
     <w:lvlOverride w:ilvl="0">
       <w:startOverride w:val="1"/>
     </w:lvlOverride>
   </w:num>
-  <w:num w:numId="18" w16cid:durableId="635260676">
-    <w:abstractNumId w:val="1"/>
+  <w:num w:numId="18" w16cid:durableId="1153372965">
+    <w:abstractNumId w:val="2"/>
     <w:lvlOverride w:ilvl="0">
       <w:startOverride w:val="1"/>
     </w:lvlOverride>
   </w:num>
-  <w:num w:numId="19" w16cid:durableId="2035643278">
-    <w:abstractNumId w:val="1"/>
+  <w:num w:numId="19" w16cid:durableId="1312171166">
+    <w:abstractNumId w:val="2"/>
     <w:lvlOverride w:ilvl="0">
       <w:startOverride w:val="1"/>
     </w:lvlOverride>
@@ -11435,7 +11448,7 @@
     <w:autoRedefine/>
     <w:uiPriority w:val="39"/>
     <w:unhideWhenUsed/>
-    <w:rsid w:val="00737620"/>
+    <w:rsid w:val="00DF42AE"/>
     <w:pPr>
       <w:spacing w:after="100"/>
     </w:pPr>
@@ -11447,7 +11460,7 @@
     <w:autoRedefine/>
     <w:uiPriority w:val="39"/>
     <w:unhideWhenUsed/>
-    <w:rsid w:val="00737620"/>
+    <w:rsid w:val="00DF42AE"/>
     <w:pPr>
       <w:spacing w:after="100"/>
       <w:ind w:left="210"/>

--- a/documentacion/Casos de uso.docx
+++ b/documentacion/Casos de uso.docx
@@ -448,7 +448,7 @@
     <w:sdt>
       <w:sdtPr>
         <w:alias w:val="Contenido"/>
-        <w:id w:val="793562102"/>
+        <w:id w:val="831800052"/>
       </w:sdtPr>
       <w:sdtEndPr/>
       <w:sdtContent>
@@ -477,7 +477,7 @@
           <w:r>
             <w:fldChar w:fldCharType="separate"/>
           </w:r>
-          <w:hyperlink w:anchor="_Toc243304204" w:history="1">
+          <w:hyperlink w:anchor="_Toc243305309" w:history="1">
             <w:r>
               <w:rPr>
                 <w:rStyle w:val="Hipervnculo"/>
@@ -501,7 +501,7 @@
               <w:rPr>
                 <w:noProof/>
               </w:rPr>
-              <w:instrText xml:space="preserve"> PAGEREF _Toc243304204 \h </w:instrText>
+              <w:instrText xml:space="preserve"> PAGEREF _Toc243305309 \h </w:instrText>
             </w:r>
             <w:r>
               <w:rPr>
@@ -544,7 +544,7 @@
               <w14:ligatures w14:val="standardContextual"/>
             </w:rPr>
           </w:pPr>
-          <w:hyperlink w:anchor="_Toc243304205" w:history="1">
+          <w:hyperlink w:anchor="_Toc243305310" w:history="1">
             <w:r>
               <w:rPr>
                 <w:rStyle w:val="Hipervnculo"/>
@@ -568,7 +568,7 @@
               <w:rPr>
                 <w:noProof/>
               </w:rPr>
-              <w:instrText xml:space="preserve"> PAGEREF _Toc243304205 \h </w:instrText>
+              <w:instrText xml:space="preserve"> PAGEREF _Toc243305310 \h </w:instrText>
             </w:r>
             <w:r>
               <w:rPr>
@@ -611,7 +611,7 @@
               <w14:ligatures w14:val="standardContextual"/>
             </w:rPr>
           </w:pPr>
-          <w:hyperlink w:anchor="_Toc243304206" w:history="1">
+          <w:hyperlink w:anchor="_Toc243305311" w:history="1">
             <w:r>
               <w:rPr>
                 <w:rStyle w:val="Hipervnculo"/>
@@ -635,7 +635,7 @@
               <w:rPr>
                 <w:noProof/>
               </w:rPr>
-              <w:instrText xml:space="preserve"> PAGEREF _Toc243304206 \h </w:instrText>
+              <w:instrText xml:space="preserve"> PAGEREF _Toc243305311 \h </w:instrText>
             </w:r>
             <w:r>
               <w:rPr>
@@ -678,7 +678,7 @@
               <w14:ligatures w14:val="standardContextual"/>
             </w:rPr>
           </w:pPr>
-          <w:hyperlink w:anchor="_Toc243304207" w:history="1">
+          <w:hyperlink w:anchor="_Toc243305312" w:history="1">
             <w:r>
               <w:rPr>
                 <w:rStyle w:val="Hipervnculo"/>
@@ -702,7 +702,7 @@
               <w:rPr>
                 <w:noProof/>
               </w:rPr>
-              <w:instrText xml:space="preserve"> PAGEREF _Toc243304207 \h </w:instrText>
+              <w:instrText xml:space="preserve"> PAGEREF _Toc243305312 \h </w:instrText>
             </w:r>
             <w:r>
               <w:rPr>
@@ -745,7 +745,7 @@
               <w14:ligatures w14:val="standardContextual"/>
             </w:rPr>
           </w:pPr>
-          <w:hyperlink w:anchor="_Toc243304208" w:history="1">
+          <w:hyperlink w:anchor="_Toc243305313" w:history="1">
             <w:r>
               <w:rPr>
                 <w:rStyle w:val="Hipervnculo"/>
@@ -769,7 +769,7 @@
               <w:rPr>
                 <w:noProof/>
               </w:rPr>
-              <w:instrText xml:space="preserve"> PAGEREF _Toc243304208 \h </w:instrText>
+              <w:instrText xml:space="preserve"> PAGEREF _Toc243305313 \h </w:instrText>
             </w:r>
             <w:r>
               <w:rPr>
@@ -812,7 +812,7 @@
               <w14:ligatures w14:val="standardContextual"/>
             </w:rPr>
           </w:pPr>
-          <w:hyperlink w:anchor="_Toc243304209" w:history="1">
+          <w:hyperlink w:anchor="_Toc243305314" w:history="1">
             <w:r>
               <w:rPr>
                 <w:rStyle w:val="Hipervnculo"/>
@@ -836,7 +836,7 @@
               <w:rPr>
                 <w:noProof/>
               </w:rPr>
-              <w:instrText xml:space="preserve"> PAGEREF _Toc243304209 \h </w:instrText>
+              <w:instrText xml:space="preserve"> PAGEREF _Toc243305314 \h </w:instrText>
             </w:r>
             <w:r>
               <w:rPr>
@@ -879,7 +879,7 @@
               <w14:ligatures w14:val="standardContextual"/>
             </w:rPr>
           </w:pPr>
-          <w:hyperlink w:anchor="_Toc243304210" w:history="1">
+          <w:hyperlink w:anchor="_Toc243305315" w:history="1">
             <w:r>
               <w:rPr>
                 <w:rStyle w:val="Hipervnculo"/>
@@ -903,7 +903,7 @@
               <w:rPr>
                 <w:noProof/>
               </w:rPr>
-              <w:instrText xml:space="preserve"> PAGEREF _Toc243304210 \h </w:instrText>
+              <w:instrText xml:space="preserve"> PAGEREF _Toc243305315 \h </w:instrText>
             </w:r>
             <w:r>
               <w:rPr>
@@ -946,7 +946,7 @@
               <w14:ligatures w14:val="standardContextual"/>
             </w:rPr>
           </w:pPr>
-          <w:hyperlink w:anchor="_Toc243304211" w:history="1">
+          <w:hyperlink w:anchor="_Toc243305316" w:history="1">
             <w:r>
               <w:rPr>
                 <w:rStyle w:val="Hipervnculo"/>
@@ -970,7 +970,7 @@
               <w:rPr>
                 <w:noProof/>
               </w:rPr>
-              <w:instrText xml:space="preserve"> PAGEREF _Toc243304211 \h </w:instrText>
+              <w:instrText xml:space="preserve"> PAGEREF _Toc243305316 \h </w:instrText>
             </w:r>
             <w:r>
               <w:rPr>
@@ -1013,7 +1013,7 @@
               <w14:ligatures w14:val="standardContextual"/>
             </w:rPr>
           </w:pPr>
-          <w:hyperlink w:anchor="_Toc243304212" w:history="1">
+          <w:hyperlink w:anchor="_Toc243305317" w:history="1">
             <w:r>
               <w:rPr>
                 <w:rStyle w:val="Hipervnculo"/>
@@ -1037,7 +1037,7 @@
               <w:rPr>
                 <w:noProof/>
               </w:rPr>
-              <w:instrText xml:space="preserve"> PAGEREF _Toc243304212 \h </w:instrText>
+              <w:instrText xml:space="preserve"> PAGEREF _Toc243305317 \h </w:instrText>
             </w:r>
             <w:r>
               <w:rPr>
@@ -1080,7 +1080,7 @@
               <w14:ligatures w14:val="standardContextual"/>
             </w:rPr>
           </w:pPr>
-          <w:hyperlink w:anchor="_Toc243304213" w:history="1">
+          <w:hyperlink w:anchor="_Toc243305318" w:history="1">
             <w:r>
               <w:rPr>
                 <w:rStyle w:val="Hipervnculo"/>
@@ -1104,7 +1104,7 @@
               <w:rPr>
                 <w:noProof/>
               </w:rPr>
-              <w:instrText xml:space="preserve"> PAGEREF _Toc243304213 \h </w:instrText>
+              <w:instrText xml:space="preserve"> PAGEREF _Toc243305318 \h </w:instrText>
             </w:r>
             <w:r>
               <w:rPr>
@@ -1147,7 +1147,7 @@
               <w14:ligatures w14:val="standardContextual"/>
             </w:rPr>
           </w:pPr>
-          <w:hyperlink w:anchor="_Toc243304214" w:history="1">
+          <w:hyperlink w:anchor="_Toc243305319" w:history="1">
             <w:r>
               <w:rPr>
                 <w:rStyle w:val="Hipervnculo"/>
@@ -1171,7 +1171,7 @@
               <w:rPr>
                 <w:noProof/>
               </w:rPr>
-              <w:instrText xml:space="preserve"> PAGEREF _Toc243304214 \h </w:instrText>
+              <w:instrText xml:space="preserve"> PAGEREF _Toc243305319 \h </w:instrText>
             </w:r>
             <w:r>
               <w:rPr>
@@ -1214,7 +1214,7 @@
               <w14:ligatures w14:val="standardContextual"/>
             </w:rPr>
           </w:pPr>
-          <w:hyperlink w:anchor="_Toc243304215" w:history="1">
+          <w:hyperlink w:anchor="_Toc243305320" w:history="1">
             <w:r>
               <w:rPr>
                 <w:rStyle w:val="Hipervnculo"/>
@@ -1238,7 +1238,7 @@
               <w:rPr>
                 <w:noProof/>
               </w:rPr>
-              <w:instrText xml:space="preserve"> PAGEREF _Toc243304215 \h </w:instrText>
+              <w:instrText xml:space="preserve"> PAGEREF _Toc243305320 \h </w:instrText>
             </w:r>
             <w:r>
               <w:rPr>
@@ -1281,7 +1281,7 @@
               <w14:ligatures w14:val="standardContextual"/>
             </w:rPr>
           </w:pPr>
-          <w:hyperlink w:anchor="_Toc243304216" w:history="1">
+          <w:hyperlink w:anchor="_Toc243305321" w:history="1">
             <w:r>
               <w:rPr>
                 <w:rStyle w:val="Hipervnculo"/>
@@ -1305,7 +1305,7 @@
               <w:rPr>
                 <w:noProof/>
               </w:rPr>
-              <w:instrText xml:space="preserve"> PAGEREF _Toc243304216 \h </w:instrText>
+              <w:instrText xml:space="preserve"> PAGEREF _Toc243305321 \h </w:instrText>
             </w:r>
             <w:r>
               <w:rPr>
@@ -1348,7 +1348,7 @@
               <w14:ligatures w14:val="standardContextual"/>
             </w:rPr>
           </w:pPr>
-          <w:hyperlink w:anchor="_Toc243304217" w:history="1">
+          <w:hyperlink w:anchor="_Toc243305322" w:history="1">
             <w:r>
               <w:rPr>
                 <w:rStyle w:val="Hipervnculo"/>
@@ -1372,7 +1372,7 @@
               <w:rPr>
                 <w:noProof/>
               </w:rPr>
-              <w:instrText xml:space="preserve"> PAGEREF _Toc243304217 \h </w:instrText>
+              <w:instrText xml:space="preserve"> PAGEREF _Toc243305322 \h </w:instrText>
             </w:r>
             <w:r>
               <w:rPr>
@@ -1415,7 +1415,7 @@
               <w14:ligatures w14:val="standardContextual"/>
             </w:rPr>
           </w:pPr>
-          <w:hyperlink w:anchor="_Toc243304218" w:history="1">
+          <w:hyperlink w:anchor="_Toc243305323" w:history="1">
             <w:r>
               <w:rPr>
                 <w:rStyle w:val="Hipervnculo"/>
@@ -1439,7 +1439,7 @@
               <w:rPr>
                 <w:noProof/>
               </w:rPr>
-              <w:instrText xml:space="preserve"> PAGEREF _Toc243304218 \h </w:instrText>
+              <w:instrText xml:space="preserve"> PAGEREF _Toc243305323 \h </w:instrText>
             </w:r>
             <w:r>
               <w:rPr>
@@ -1482,7 +1482,7 @@
               <w14:ligatures w14:val="standardContextual"/>
             </w:rPr>
           </w:pPr>
-          <w:hyperlink w:anchor="_Toc243304219" w:history="1">
+          <w:hyperlink w:anchor="_Toc243305324" w:history="1">
             <w:r>
               <w:rPr>
                 <w:rStyle w:val="Hipervnculo"/>
@@ -1506,7 +1506,7 @@
               <w:rPr>
                 <w:noProof/>
               </w:rPr>
-              <w:instrText xml:space="preserve"> PAGEREF _Toc243304219 \h </w:instrText>
+              <w:instrText xml:space="preserve"> PAGEREF _Toc243305324 \h </w:instrText>
             </w:r>
             <w:r>
               <w:rPr>
@@ -1549,7 +1549,7 @@
               <w14:ligatures w14:val="standardContextual"/>
             </w:rPr>
           </w:pPr>
-          <w:hyperlink w:anchor="_Toc243304220" w:history="1">
+          <w:hyperlink w:anchor="_Toc243305325" w:history="1">
             <w:r>
               <w:rPr>
                 <w:rStyle w:val="Hipervnculo"/>
@@ -1573,7 +1573,7 @@
               <w:rPr>
                 <w:noProof/>
               </w:rPr>
-              <w:instrText xml:space="preserve"> PAGEREF _Toc243304220 \h </w:instrText>
+              <w:instrText xml:space="preserve"> PAGEREF _Toc243305325 \h </w:instrText>
             </w:r>
             <w:r>
               <w:rPr>
@@ -1616,7 +1616,7 @@
               <w14:ligatures w14:val="standardContextual"/>
             </w:rPr>
           </w:pPr>
-          <w:hyperlink w:anchor="_Toc243304221" w:history="1">
+          <w:hyperlink w:anchor="_Toc243305326" w:history="1">
             <w:r>
               <w:rPr>
                 <w:rStyle w:val="Hipervnculo"/>
@@ -1640,7 +1640,7 @@
               <w:rPr>
                 <w:noProof/>
               </w:rPr>
-              <w:instrText xml:space="preserve"> PAGEREF _Toc243304221 \h </w:instrText>
+              <w:instrText xml:space="preserve"> PAGEREF _Toc243305326 \h </w:instrText>
             </w:r>
             <w:r>
               <w:rPr>
@@ -1683,7 +1683,7 @@
               <w14:ligatures w14:val="standardContextual"/>
             </w:rPr>
           </w:pPr>
-          <w:hyperlink w:anchor="_Toc243304222" w:history="1">
+          <w:hyperlink w:anchor="_Toc243305327" w:history="1">
             <w:r>
               <w:rPr>
                 <w:rStyle w:val="Hipervnculo"/>
@@ -1707,7 +1707,7 @@
               <w:rPr>
                 <w:noProof/>
               </w:rPr>
-              <w:instrText xml:space="preserve"> PAGEREF _Toc243304222 \h </w:instrText>
+              <w:instrText xml:space="preserve"> PAGEREF _Toc243305327 \h </w:instrText>
             </w:r>
             <w:r>
               <w:rPr>
@@ -1750,7 +1750,7 @@
               <w14:ligatures w14:val="standardContextual"/>
             </w:rPr>
           </w:pPr>
-          <w:hyperlink w:anchor="_Toc243304223" w:history="1">
+          <w:hyperlink w:anchor="_Toc243305328" w:history="1">
             <w:r>
               <w:rPr>
                 <w:rStyle w:val="Hipervnculo"/>
@@ -1774,7 +1774,7 @@
               <w:rPr>
                 <w:noProof/>
               </w:rPr>
-              <w:instrText xml:space="preserve"> PAGEREF _Toc243304223 \h </w:instrText>
+              <w:instrText xml:space="preserve"> PAGEREF _Toc243305328 \h </w:instrText>
             </w:r>
             <w:r>
               <w:rPr>
@@ -1818,7 +1818,7 @@
         <w:pStyle w:val="Ttulo1"/>
         <w:keepNext/>
       </w:pPr>
-      <w:bookmarkStart w:id="0" w:name="_Toc243304204"/>
+      <w:bookmarkStart w:id="0" w:name="_Toc243305309"/>
       <w:r>
         <w:t>1. Actores</w:t>
       </w:r>
@@ -2112,7 +2112,7 @@
         <w:pStyle w:val="Ttulo1"/>
         <w:keepNext/>
       </w:pPr>
-      <w:bookmarkStart w:id="1" w:name="_Toc243304205"/>
+      <w:bookmarkStart w:id="1" w:name="_Toc243305310"/>
       <w:r>
         <w:t>2. Mapa de casos de uso</w:t>
       </w:r>
@@ -3815,7 +3815,7 @@
         <w:pStyle w:val="Ttulo1"/>
         <w:keepNext/>
       </w:pPr>
-      <w:bookmarkStart w:id="2" w:name="_Toc243304206"/>
+      <w:bookmarkStart w:id="2" w:name="_Toc243305311"/>
       <w:r>
         <w:t>3. Detalle</w:t>
       </w:r>
@@ -3826,7 +3826,7 @@
         <w:pStyle w:val="Ttulo2"/>
         <w:keepNext/>
       </w:pPr>
-      <w:bookmarkStart w:id="3" w:name="_Toc243304207"/>
+      <w:bookmarkStart w:id="3" w:name="_Toc243305312"/>
       <w:r>
         <w:t>CU-01. Iniciar y cerrar sesión</w:t>
       </w:r>
@@ -4235,7 +4235,7 @@
         <w:pStyle w:val="Ttulo2"/>
         <w:keepNext/>
       </w:pPr>
-      <w:bookmarkStart w:id="4" w:name="_Toc243304208"/>
+      <w:bookmarkStart w:id="4" w:name="_Toc243305313"/>
       <w:r>
         <w:t>CU-02. Registrar un equipo</w:t>
       </w:r>
@@ -4644,7 +4644,7 @@
         <w:pStyle w:val="Ttulo2"/>
         <w:keepNext/>
       </w:pPr>
-      <w:bookmarkStart w:id="5" w:name="_Toc243304209"/>
+      <w:bookmarkStart w:id="5" w:name="_Toc243305314"/>
       <w:r>
         <w:t>CU-03. Entregar equipos a una persona (Onboarding)</w:t>
       </w:r>
@@ -5053,7 +5053,7 @@
         <w:pStyle w:val="Ttulo2"/>
         <w:keepNext/>
       </w:pPr>
-      <w:bookmarkStart w:id="6" w:name="_Toc243304210"/>
+      <w:bookmarkStart w:id="6" w:name="_Toc243305315"/>
       <w:r>
         <w:t>CU-04. Cambiar el equipo de una persona</w:t>
       </w:r>
@@ -5462,7 +5462,7 @@
         <w:pStyle w:val="Ttulo2"/>
         <w:keepNext/>
       </w:pPr>
-      <w:bookmarkStart w:id="7" w:name="_Toc243304211"/>
+      <w:bookmarkStart w:id="7" w:name="_Toc243305316"/>
       <w:r>
         <w:t>CU-05. Desvincular a una persona (Offboarding)</w:t>
       </w:r>
@@ -5832,7 +5832,7 @@
         <w:pStyle w:val="Ttulo2"/>
         <w:keepNext/>
       </w:pPr>
-      <w:bookmarkStart w:id="8" w:name="_Toc243304212"/>
+      <w:bookmarkStart w:id="8" w:name="_Toc243305317"/>
       <w:r>
         <w:t>CU-06. Programar y realizar una mantención</w:t>
       </w:r>
@@ -6215,7 +6215,7 @@
         <w:pStyle w:val="Ttulo2"/>
         <w:keepNext/>
       </w:pPr>
-      <w:bookmarkStart w:id="9" w:name="_Toc243304213"/>
+      <w:bookmarkStart w:id="9" w:name="_Toc243305318"/>
       <w:r>
         <w:t>CU-07. Dar de baja un equipo</w:t>
       </w:r>
@@ -6585,7 +6585,7 @@
         <w:pStyle w:val="Ttulo2"/>
         <w:keepNext/>
       </w:pPr>
-      <w:bookmarkStart w:id="10" w:name="_Toc243304214"/>
+      <w:bookmarkStart w:id="10" w:name="_Toc243305319"/>
       <w:r>
         <w:t>CU-08. Registrar una compra de activos</w:t>
       </w:r>
@@ -6981,7 +6981,7 @@
         <w:pStyle w:val="Ttulo2"/>
         <w:keepNext/>
       </w:pPr>
-      <w:bookmarkStart w:id="11" w:name="_Toc243304215"/>
+      <w:bookmarkStart w:id="11" w:name="_Toc243305320"/>
       <w:r>
         <w:t>CU-09. Repartir una compra a las sedes</w:t>
       </w:r>
@@ -7364,7 +7364,7 @@
         <w:pStyle w:val="Ttulo2"/>
         <w:keepNext/>
       </w:pPr>
-      <w:bookmarkStart w:id="12" w:name="_Toc243304216"/>
+      <w:bookmarkStart w:id="12" w:name="_Toc243305321"/>
       <w:r>
         <w:t>CU-10. Despachar equipos y Kit/EPP a otra sede</w:t>
       </w:r>
@@ -7747,7 +7747,7 @@
         <w:pStyle w:val="Ttulo2"/>
         <w:keepNext/>
       </w:pPr>
-      <w:bookmarkStart w:id="13" w:name="_Toc243304217"/>
+      <w:bookmarkStart w:id="13" w:name="_Toc243305322"/>
       <w:r>
         <w:t>CU-11. Recibir un despacho</w:t>
       </w:r>
@@ -8117,7 +8117,7 @@
         <w:pStyle w:val="Ttulo2"/>
         <w:keepNext/>
       </w:pPr>
-      <w:bookmarkStart w:id="14" w:name="_Toc243304218"/>
+      <w:bookmarkStart w:id="14" w:name="_Toc243305323"/>
       <w:r>
         <w:t>CU-12. Gestionar Kit/EPP y su stock</w:t>
       </w:r>
@@ -8474,7 +8474,7 @@
         <w:pStyle w:val="Ttulo2"/>
         <w:keepNext/>
       </w:pPr>
-      <w:bookmarkStart w:id="15" w:name="_Toc243304219"/>
+      <w:bookmarkStart w:id="15" w:name="_Toc243305324"/>
       <w:r>
         <w:t>CU-13. Asignar, mover, cambiar de tipo y dar de baja líneas telefónicas</w:t>
       </w:r>
@@ -8883,7 +8883,7 @@
         <w:pStyle w:val="Ttulo2"/>
         <w:keepNext/>
       </w:pPr>
-      <w:bookmarkStart w:id="16" w:name="_Toc243304220"/>
+      <w:bookmarkStart w:id="16" w:name="_Toc243305325"/>
       <w:r>
         <w:t>CU-14. Revisar el Dashboard</w:t>
       </w:r>
@@ -9228,7 +9228,7 @@
         <w:pStyle w:val="Ttulo2"/>
         <w:keepNext/>
       </w:pPr>
-      <w:bookmarkStart w:id="17" w:name="_Toc243304221"/>
+      <w:bookmarkStart w:id="17" w:name="_Toc243305326"/>
       <w:r>
         <w:t>CU-15. Importar datos desde Excel</w:t>
       </w:r>
@@ -9611,7 +9611,7 @@
         <w:pStyle w:val="Ttulo2"/>
         <w:keepNext/>
       </w:pPr>
-      <w:bookmarkStart w:id="18" w:name="_Toc243304222"/>
+      <w:bookmarkStart w:id="18" w:name="_Toc243305327"/>
       <w:r>
         <w:t>CU-16. Administrar usuarios, sedes y seguridad</w:t>
       </w:r>
@@ -9981,7 +9981,7 @@
         <w:pStyle w:val="Ttulo2"/>
         <w:keepNext/>
       </w:pPr>
-      <w:bookmarkStart w:id="19" w:name="_Toc243304223"/>
+      <w:bookmarkStart w:id="19" w:name="_Toc243305328"/>
       <w:r>
         <w:t>CU-17. Revisar auditoría y registro de accesos</w:t>
       </w:r>
@@ -10497,317 +10497,317 @@
 <file path=word/numbering.xml><?xml version="1.0" encoding="utf-8"?>
 <w:numbering xmlns:wpc="http://schemas.microsoft.com/office/word/2010/wordprocessingCanvas" xmlns:cx="http://schemas.microsoft.com/office/drawing/2014/chartex" xmlns:cx1="http://schemas.microsoft.com/office/drawing/2015/9/8/chartex" xmlns:cx2="http://schemas.microsoft.com/office/drawing/2015/10/21/chartex" xmlns:cx3="http://schemas.microsoft.com/office/drawing/2016/5/9/chartex" xmlns:cx4="http://schemas.microsoft.com/office/drawing/2016/5/10/chartex" xmlns:cx5="http://schemas.microsoft.com/office/drawing/2016/5/11/chartex" xmlns:cx6="http://schemas.microsoft.com/office/drawing/2016/5/12/chartex" xmlns:cx7="http://schemas.microsoft.com/office/drawing/2016/5/13/chartex" xmlns:cx8="http://schemas.microsoft.com/office/drawing/2016/5/14/chartex" xmlns:mc="http://schemas.openxmlformats.org/markup-compatibility/2006" xmlns:aink="http://schemas.microsoft.com/office/drawing/2016/ink" xmlns:am3d="http://schemas.microsoft.com/office/drawing/2017/model3d" xmlns:o="urn:schemas-microsoft-com:office:office" xmlns:oel="http://schemas.microsoft.com/office/2019/extlst" xmlns:r="http://schemas.openxmlformats.org/officeDocument/2006/relationships" xmlns:m="http://schemas.openxmlformats.org/officeDocument/2006/math" xmlns:v="urn:schemas-microsoft-com:vml" xmlns:wp14="http://schemas.microsoft.com/office/word/2010/wordprocessingDrawing" xmlns:wp="http://schemas.openxmlformats.org/drawingml/2006/wordprocessingDrawing" xmlns:w10="urn:schemas-microsoft-com:office:word" xmlns:w="http://schemas.openxmlformats.org/wordprocessingml/2006/main" xmlns:w14="http://schemas.microsoft.com/office/word/2010/wordml" xmlns:w15="http://schemas.microsoft.com/office/word/2012/wordml" xmlns:w16cex="http://schemas.microsoft.com/office/word/2018/wordml/cex" xmlns:w16cid="http://schemas.microsoft.com/office/word/2016/wordml/cid" xmlns:w16="http://schemas.microsoft.com/office/word/2018/wordml" xmlns:w16du="http://schemas.microsoft.com/office/word/2023/wordml/word16du" xmlns:w16sdtdh="http://schemas.microsoft.com/office/word/2020/wordml/sdtdatahash" xmlns:w16sdtfl="http://schemas.microsoft.com/office/word/2024/wordml/sdtformatlock" xmlns:w16se="http://schemas.microsoft.com/office/word/2015/wordml/symex" xmlns:wpg="http://schemas.microsoft.com/office/word/2010/wordprocessingGroup" xmlns:wpi="http://schemas.microsoft.com/office/word/2010/wordprocessingInk" xmlns:wne="http://schemas.microsoft.com/office/word/2006/wordml" xmlns:wps="http://schemas.microsoft.com/office/word/2010/wordprocessingShape" mc:Ignorable="w14 w15 w16se w16cid w16 w16cex w16sdtdh w16sdtfl w16du wp14">
   <w:abstractNum w:abstractNumId="0" w15:restartNumberingAfterBreak="0">
-    <w:nsid w:val="13D86DBC"/>
+    <w:nsid w:val="02BE7295"/>
     <w:multiLevelType w:val="hybridMultilevel"/>
-    <w:tmpl w:val="217E62FC"/>
-    <w:lvl w:ilvl="0" w:tplc="BBD8F35E">
+    <w:tmpl w:val="FE0CB28C"/>
+    <w:lvl w:ilvl="0" w:tplc="5784C100">
       <w:start w:val="1"/>
-      <w:numFmt w:val="bullet"/>
-      <w:lvlText w:val="•"/>
+      <w:numFmt w:val="decimal"/>
+      <w:lvlText w:val="%1."/>
       <w:lvlJc w:val="left"/>
       <w:pPr>
-        <w:ind w:left="400" w:hanging="260"/>
+        <w:ind w:left="420" w:hanging="300"/>
       </w:pPr>
     </w:lvl>
-    <w:lvl w:ilvl="1" w:tplc="17BCEE74" w:tentative="1">
-      <w:start w:val="1"/>
-      <w:numFmt w:val="bullet"/>
-      <w:lvlText w:val="–"/>
-      <w:lvlJc w:val="left"/>
-      <w:pPr>
-        <w:ind w:left="760" w:hanging="260"/>
-      </w:pPr>
-    </w:lvl>
-    <w:lvl w:ilvl="2" w:tplc="9124798E" w:tentative="1">
-      <w:start w:val="1"/>
-      <w:numFmt w:val="bullet"/>
-      <w:lvlText w:val="·"/>
-      <w:lvlJc w:val="left"/>
-      <w:pPr>
-        <w:ind w:left="1120" w:hanging="260"/>
-      </w:pPr>
-    </w:lvl>
-    <w:lvl w:ilvl="3" w:tplc="9EE2E018">
+    <w:lvl w:ilvl="1" w:tplc="D348E7B8">
       <w:numFmt w:val="decimal"/>
       <w:lvlText w:val=""/>
       <w:lvlJc w:val="left"/>
     </w:lvl>
-    <w:lvl w:ilvl="4" w:tplc="7AC8DE96">
+    <w:lvl w:ilvl="2" w:tplc="013E08B6">
       <w:numFmt w:val="decimal"/>
       <w:lvlText w:val=""/>
       <w:lvlJc w:val="left"/>
     </w:lvl>
-    <w:lvl w:ilvl="5" w:tplc="A532FCC8">
+    <w:lvl w:ilvl="3" w:tplc="95CAF370">
       <w:numFmt w:val="decimal"/>
       <w:lvlText w:val=""/>
       <w:lvlJc w:val="left"/>
     </w:lvl>
-    <w:lvl w:ilvl="6" w:tplc="303240C4">
+    <w:lvl w:ilvl="4" w:tplc="B024ED04">
       <w:numFmt w:val="decimal"/>
       <w:lvlText w:val=""/>
       <w:lvlJc w:val="left"/>
     </w:lvl>
-    <w:lvl w:ilvl="7" w:tplc="F6B8BB04">
+    <w:lvl w:ilvl="5" w:tplc="607AC04A">
       <w:numFmt w:val="decimal"/>
       <w:lvlText w:val=""/>
       <w:lvlJc w:val="left"/>
     </w:lvl>
-    <w:lvl w:ilvl="8" w:tplc="243204AC">
+    <w:lvl w:ilvl="6" w:tplc="5A5E3DD4">
+      <w:numFmt w:val="decimal"/>
+      <w:lvlText w:val=""/>
+      <w:lvlJc w:val="left"/>
+    </w:lvl>
+    <w:lvl w:ilvl="7" w:tplc="3CF884B6">
+      <w:numFmt w:val="decimal"/>
+      <w:lvlText w:val=""/>
+      <w:lvlJc w:val="left"/>
+    </w:lvl>
+    <w:lvl w:ilvl="8" w:tplc="C50607AA">
       <w:numFmt w:val="decimal"/>
       <w:lvlText w:val=""/>
       <w:lvlJc w:val="left"/>
     </w:lvl>
   </w:abstractNum>
   <w:abstractNum w:abstractNumId="1" w15:restartNumberingAfterBreak="0">
-    <w:nsid w:val="1AB54B07"/>
+    <w:nsid w:val="081A0387"/>
     <w:multiLevelType w:val="hybridMultilevel"/>
-    <w:tmpl w:val="0206D814"/>
-    <w:lvl w:ilvl="0" w:tplc="1A00D374" w:tentative="1">
+    <w:tmpl w:val="0CF2DC68"/>
+    <w:lvl w:ilvl="0" w:tplc="422872C4">
       <w:start w:val="1"/>
       <w:numFmt w:val="bullet"/>
-      <w:lvlText w:val="●"/>
+      <w:lvlText w:val="•"/>
       <w:lvlJc w:val="left"/>
       <w:pPr>
-        <w:ind w:left="720" w:hanging="360"/>
+        <w:ind w:left="400" w:hanging="260"/>
       </w:pPr>
     </w:lvl>
-    <w:lvl w:ilvl="1" w:tplc="9CB078B6" w:tentative="1">
+    <w:lvl w:ilvl="1" w:tplc="2A94B7D4" w:tentative="1">
       <w:start w:val="1"/>
       <w:numFmt w:val="bullet"/>
-      <w:lvlText w:val="○"/>
+      <w:lvlText w:val="–"/>
       <w:lvlJc w:val="left"/>
       <w:pPr>
-        <w:ind w:left="1440" w:hanging="360"/>
+        <w:ind w:left="760" w:hanging="260"/>
       </w:pPr>
     </w:lvl>
-    <w:lvl w:ilvl="2" w:tplc="6AC0AFCA" w:tentative="1">
+    <w:lvl w:ilvl="2" w:tplc="ECB0CF40" w:tentative="1">
       <w:start w:val="1"/>
       <w:numFmt w:val="bullet"/>
-      <w:lvlText w:val="■"/>
+      <w:lvlText w:val="·"/>
       <w:lvlJc w:val="left"/>
       <w:pPr>
-        <w:ind w:left="2160" w:hanging="360"/>
+        <w:ind w:left="1120" w:hanging="260"/>
       </w:pPr>
     </w:lvl>
-    <w:lvl w:ilvl="3" w:tplc="80D01994" w:tentative="1">
-      <w:start w:val="1"/>
-      <w:numFmt w:val="bullet"/>
-      <w:lvlText w:val="●"/>
-      <w:lvlJc w:val="left"/>
-      <w:pPr>
-        <w:ind w:left="2880" w:hanging="360"/>
-      </w:pPr>
-    </w:lvl>
-    <w:lvl w:ilvl="4" w:tplc="C6B216DA" w:tentative="1">
-      <w:start w:val="1"/>
-      <w:numFmt w:val="bullet"/>
-      <w:lvlText w:val="○"/>
-      <w:lvlJc w:val="left"/>
-      <w:pPr>
-        <w:ind w:left="3600" w:hanging="360"/>
-      </w:pPr>
-    </w:lvl>
-    <w:lvl w:ilvl="5" w:tplc="F5FC901E" w:tentative="1">
-      <w:start w:val="1"/>
-      <w:numFmt w:val="bullet"/>
-      <w:lvlText w:val="■"/>
-      <w:lvlJc w:val="left"/>
-      <w:pPr>
-        <w:ind w:left="4320" w:hanging="360"/>
-      </w:pPr>
-    </w:lvl>
-    <w:lvl w:ilvl="6" w:tplc="6B6A4974" w:tentative="1">
-      <w:start w:val="1"/>
-      <w:numFmt w:val="bullet"/>
-      <w:lvlText w:val="●"/>
-      <w:lvlJc w:val="left"/>
-      <w:pPr>
-        <w:ind w:left="5040" w:hanging="360"/>
-      </w:pPr>
-    </w:lvl>
-    <w:lvl w:ilvl="7" w:tplc="52E0B82A" w:tentative="1">
-      <w:start w:val="1"/>
-      <w:numFmt w:val="bullet"/>
-      <w:lvlText w:val="●"/>
-      <w:lvlJc w:val="left"/>
-      <w:pPr>
-        <w:ind w:left="5760" w:hanging="360"/>
-      </w:pPr>
-    </w:lvl>
-    <w:lvl w:ilvl="8" w:tplc="CF1611F8" w:tentative="1">
-      <w:start w:val="1"/>
-      <w:numFmt w:val="bullet"/>
-      <w:lvlText w:val="●"/>
-      <w:lvlJc w:val="left"/>
-      <w:pPr>
-        <w:ind w:left="6480" w:hanging="360"/>
-      </w:pPr>
-    </w:lvl>
-  </w:abstractNum>
-  <w:abstractNum w:abstractNumId="2" w15:restartNumberingAfterBreak="0">
-    <w:nsid w:val="49905D2B"/>
-    <w:multiLevelType w:val="hybridMultilevel"/>
-    <w:tmpl w:val="F4E461DA"/>
-    <w:lvl w:ilvl="0" w:tplc="4E70B7E4">
-      <w:start w:val="1"/>
-      <w:numFmt w:val="decimal"/>
-      <w:lvlText w:val="%1."/>
-      <w:lvlJc w:val="left"/>
-      <w:pPr>
-        <w:ind w:left="420" w:hanging="300"/>
-      </w:pPr>
-    </w:lvl>
-    <w:lvl w:ilvl="1" w:tplc="2C82CDE6">
+    <w:lvl w:ilvl="3" w:tplc="85DA5F06">
       <w:numFmt w:val="decimal"/>
       <w:lvlText w:val=""/>
       <w:lvlJc w:val="left"/>
     </w:lvl>
-    <w:lvl w:ilvl="2" w:tplc="70A4BEA4">
+    <w:lvl w:ilvl="4" w:tplc="DC8C92D2">
       <w:numFmt w:val="decimal"/>
       <w:lvlText w:val=""/>
       <w:lvlJc w:val="left"/>
     </w:lvl>
-    <w:lvl w:ilvl="3" w:tplc="4D2C04C8">
+    <w:lvl w:ilvl="5" w:tplc="281AF8A8">
       <w:numFmt w:val="decimal"/>
       <w:lvlText w:val=""/>
       <w:lvlJc w:val="left"/>
     </w:lvl>
-    <w:lvl w:ilvl="4" w:tplc="A78664AE">
+    <w:lvl w:ilvl="6" w:tplc="D682F0EA">
       <w:numFmt w:val="decimal"/>
       <w:lvlText w:val=""/>
       <w:lvlJc w:val="left"/>
     </w:lvl>
-    <w:lvl w:ilvl="5" w:tplc="C48240CE">
+    <w:lvl w:ilvl="7" w:tplc="FA0AEE06">
       <w:numFmt w:val="decimal"/>
       <w:lvlText w:val=""/>
       <w:lvlJc w:val="left"/>
     </w:lvl>
-    <w:lvl w:ilvl="6" w:tplc="9706531C">
-      <w:numFmt w:val="decimal"/>
-      <w:lvlText w:val=""/>
-      <w:lvlJc w:val="left"/>
-    </w:lvl>
-    <w:lvl w:ilvl="7" w:tplc="C7188D84">
-      <w:numFmt w:val="decimal"/>
-      <w:lvlText w:val=""/>
-      <w:lvlJc w:val="left"/>
-    </w:lvl>
-    <w:lvl w:ilvl="8" w:tplc="7BFE45BA">
+    <w:lvl w:ilvl="8" w:tplc="0D885AC6">
       <w:numFmt w:val="decimal"/>
       <w:lvlText w:val=""/>
       <w:lvlJc w:val="left"/>
     </w:lvl>
   </w:abstractNum>
-  <w:num w:numId="1" w16cid:durableId="1631324629">
+  <w:abstractNum w:abstractNumId="2" w15:restartNumberingAfterBreak="0">
+    <w:nsid w:val="50D42A50"/>
+    <w:multiLevelType w:val="hybridMultilevel"/>
+    <w:tmpl w:val="0390F582"/>
+    <w:lvl w:ilvl="0" w:tplc="0324B4DC" w:tentative="1">
+      <w:start w:val="1"/>
+      <w:numFmt w:val="bullet"/>
+      <w:lvlText w:val="●"/>
+      <w:lvlJc w:val="left"/>
+      <w:pPr>
+        <w:ind w:left="720" w:hanging="360"/>
+      </w:pPr>
+    </w:lvl>
+    <w:lvl w:ilvl="1" w:tplc="E444AD98" w:tentative="1">
+      <w:start w:val="1"/>
+      <w:numFmt w:val="bullet"/>
+      <w:lvlText w:val="○"/>
+      <w:lvlJc w:val="left"/>
+      <w:pPr>
+        <w:ind w:left="1440" w:hanging="360"/>
+      </w:pPr>
+    </w:lvl>
+    <w:lvl w:ilvl="2" w:tplc="1B30546A" w:tentative="1">
+      <w:start w:val="1"/>
+      <w:numFmt w:val="bullet"/>
+      <w:lvlText w:val="■"/>
+      <w:lvlJc w:val="left"/>
+      <w:pPr>
+        <w:ind w:left="2160" w:hanging="360"/>
+      </w:pPr>
+    </w:lvl>
+    <w:lvl w:ilvl="3" w:tplc="D95E7A9E" w:tentative="1">
+      <w:start w:val="1"/>
+      <w:numFmt w:val="bullet"/>
+      <w:lvlText w:val="●"/>
+      <w:lvlJc w:val="left"/>
+      <w:pPr>
+        <w:ind w:left="2880" w:hanging="360"/>
+      </w:pPr>
+    </w:lvl>
+    <w:lvl w:ilvl="4" w:tplc="71DEABC2" w:tentative="1">
+      <w:start w:val="1"/>
+      <w:numFmt w:val="bullet"/>
+      <w:lvlText w:val="○"/>
+      <w:lvlJc w:val="left"/>
+      <w:pPr>
+        <w:ind w:left="3600" w:hanging="360"/>
+      </w:pPr>
+    </w:lvl>
+    <w:lvl w:ilvl="5" w:tplc="B720E336" w:tentative="1">
+      <w:start w:val="1"/>
+      <w:numFmt w:val="bullet"/>
+      <w:lvlText w:val="■"/>
+      <w:lvlJc w:val="left"/>
+      <w:pPr>
+        <w:ind w:left="4320" w:hanging="360"/>
+      </w:pPr>
+    </w:lvl>
+    <w:lvl w:ilvl="6" w:tplc="0F5EF51A" w:tentative="1">
+      <w:start w:val="1"/>
+      <w:numFmt w:val="bullet"/>
+      <w:lvlText w:val="●"/>
+      <w:lvlJc w:val="left"/>
+      <w:pPr>
+        <w:ind w:left="5040" w:hanging="360"/>
+      </w:pPr>
+    </w:lvl>
+    <w:lvl w:ilvl="7" w:tplc="6A86F8BC" w:tentative="1">
+      <w:start w:val="1"/>
+      <w:numFmt w:val="bullet"/>
+      <w:lvlText w:val="●"/>
+      <w:lvlJc w:val="left"/>
+      <w:pPr>
+        <w:ind w:left="5760" w:hanging="360"/>
+      </w:pPr>
+    </w:lvl>
+    <w:lvl w:ilvl="8" w:tplc="CE0A146A" w:tentative="1">
+      <w:start w:val="1"/>
+      <w:numFmt w:val="bullet"/>
+      <w:lvlText w:val="●"/>
+      <w:lvlJc w:val="left"/>
+      <w:pPr>
+        <w:ind w:left="6480" w:hanging="360"/>
+      </w:pPr>
+    </w:lvl>
+  </w:abstractNum>
+  <w:num w:numId="1" w16cid:durableId="90709551">
+    <w:abstractNumId w:val="2"/>
+    <w:lvlOverride w:ilvl="0">
+      <w:startOverride w:val="1"/>
+    </w:lvlOverride>
+  </w:num>
+  <w:num w:numId="2" w16cid:durableId="123039873">
+    <w:abstractNumId w:val="0"/>
+    <w:lvlOverride w:ilvl="0">
+      <w:startOverride w:val="1"/>
+    </w:lvlOverride>
+  </w:num>
+  <w:num w:numId="3" w16cid:durableId="525293707">
     <w:abstractNumId w:val="1"/>
     <w:lvlOverride w:ilvl="0">
       <w:startOverride w:val="1"/>
     </w:lvlOverride>
   </w:num>
-  <w:num w:numId="2" w16cid:durableId="13460048">
-    <w:abstractNumId w:val="2"/>
-    <w:lvlOverride w:ilvl="0">
-      <w:startOverride w:val="1"/>
-    </w:lvlOverride>
-  </w:num>
-  <w:num w:numId="3" w16cid:durableId="1546218187">
+  <w:num w:numId="4" w16cid:durableId="1056050744">
     <w:abstractNumId w:val="0"/>
     <w:lvlOverride w:ilvl="0">
       <w:startOverride w:val="1"/>
     </w:lvlOverride>
   </w:num>
-  <w:num w:numId="4" w16cid:durableId="1476340603">
-    <w:abstractNumId w:val="2"/>
+  <w:num w:numId="5" w16cid:durableId="1266231693">
+    <w:abstractNumId w:val="0"/>
     <w:lvlOverride w:ilvl="0">
       <w:startOverride w:val="1"/>
     </w:lvlOverride>
   </w:num>
-  <w:num w:numId="5" w16cid:durableId="1784688">
-    <w:abstractNumId w:val="2"/>
+  <w:num w:numId="6" w16cid:durableId="1210069496">
+    <w:abstractNumId w:val="0"/>
     <w:lvlOverride w:ilvl="0">
       <w:startOverride w:val="1"/>
     </w:lvlOverride>
   </w:num>
-  <w:num w:numId="6" w16cid:durableId="757294247">
-    <w:abstractNumId w:val="2"/>
+  <w:num w:numId="7" w16cid:durableId="1106316805">
+    <w:abstractNumId w:val="0"/>
     <w:lvlOverride w:ilvl="0">
       <w:startOverride w:val="1"/>
     </w:lvlOverride>
   </w:num>
-  <w:num w:numId="7" w16cid:durableId="569657724">
-    <w:abstractNumId w:val="2"/>
+  <w:num w:numId="8" w16cid:durableId="338704369">
+    <w:abstractNumId w:val="0"/>
     <w:lvlOverride w:ilvl="0">
       <w:startOverride w:val="1"/>
     </w:lvlOverride>
   </w:num>
-  <w:num w:numId="8" w16cid:durableId="1427850918">
-    <w:abstractNumId w:val="2"/>
+  <w:num w:numId="9" w16cid:durableId="1349602087">
+    <w:abstractNumId w:val="0"/>
     <w:lvlOverride w:ilvl="0">
       <w:startOverride w:val="1"/>
     </w:lvlOverride>
   </w:num>
-  <w:num w:numId="9" w16cid:durableId="304898427">
-    <w:abstractNumId w:val="2"/>
+  <w:num w:numId="10" w16cid:durableId="623775730">
+    <w:abstractNumId w:val="0"/>
     <w:lvlOverride w:ilvl="0">
       <w:startOverride w:val="1"/>
     </w:lvlOverride>
   </w:num>
-  <w:num w:numId="10" w16cid:durableId="1414888293">
-    <w:abstractNumId w:val="2"/>
+  <w:num w:numId="11" w16cid:durableId="2036882509">
+    <w:abstractNumId w:val="0"/>
     <w:lvlOverride w:ilvl="0">
       <w:startOverride w:val="1"/>
     </w:lvlOverride>
   </w:num>
-  <w:num w:numId="11" w16cid:durableId="1044868792">
-    <w:abstractNumId w:val="2"/>
+  <w:num w:numId="12" w16cid:durableId="1939867571">
+    <w:abstractNumId w:val="0"/>
     <w:lvlOverride w:ilvl="0">
       <w:startOverride w:val="1"/>
     </w:lvlOverride>
   </w:num>
-  <w:num w:numId="12" w16cid:durableId="767576288">
-    <w:abstractNumId w:val="2"/>
+  <w:num w:numId="13" w16cid:durableId="1206681209">
+    <w:abstractNumId w:val="0"/>
     <w:lvlOverride w:ilvl="0">
       <w:startOverride w:val="1"/>
     </w:lvlOverride>
   </w:num>
-  <w:num w:numId="13" w16cid:durableId="1465854021">
-    <w:abstractNumId w:val="2"/>
+  <w:num w:numId="14" w16cid:durableId="894510693">
+    <w:abstractNumId w:val="0"/>
     <w:lvlOverride w:ilvl="0">
       <w:startOverride w:val="1"/>
     </w:lvlOverride>
   </w:num>
-  <w:num w:numId="14" w16cid:durableId="1652518372">
-    <w:abstractNumId w:val="2"/>
+  <w:num w:numId="15" w16cid:durableId="70545595">
+    <w:abstractNumId w:val="0"/>
     <w:lvlOverride w:ilvl="0">
       <w:startOverride w:val="1"/>
     </w:lvlOverride>
   </w:num>
-  <w:num w:numId="15" w16cid:durableId="1033311287">
-    <w:abstractNumId w:val="2"/>
+  <w:num w:numId="16" w16cid:durableId="1344356075">
+    <w:abstractNumId w:val="0"/>
     <w:lvlOverride w:ilvl="0">
       <w:startOverride w:val="1"/>
     </w:lvlOverride>
   </w:num>
-  <w:num w:numId="16" w16cid:durableId="1949433998">
-    <w:abstractNumId w:val="2"/>
+  <w:num w:numId="17" w16cid:durableId="1320311099">
+    <w:abstractNumId w:val="0"/>
     <w:lvlOverride w:ilvl="0">
       <w:startOverride w:val="1"/>
     </w:lvlOverride>
   </w:num>
-  <w:num w:numId="17" w16cid:durableId="941063732">
-    <w:abstractNumId w:val="2"/>
+  <w:num w:numId="18" w16cid:durableId="1227570292">
+    <w:abstractNumId w:val="0"/>
     <w:lvlOverride w:ilvl="0">
       <w:startOverride w:val="1"/>
     </w:lvlOverride>
   </w:num>
-  <w:num w:numId="18" w16cid:durableId="1153372965">
-    <w:abstractNumId w:val="2"/>
-    <w:lvlOverride w:ilvl="0">
-      <w:startOverride w:val="1"/>
-    </w:lvlOverride>
-  </w:num>
-  <w:num w:numId="19" w16cid:durableId="1312171166">
-    <w:abstractNumId w:val="2"/>
+  <w:num w:numId="19" w16cid:durableId="964001075">
+    <w:abstractNumId w:val="0"/>
     <w:lvlOverride w:ilvl="0">
       <w:startOverride w:val="1"/>
     </w:lvlOverride>
@@ -11448,7 +11448,7 @@
     <w:autoRedefine/>
     <w:uiPriority w:val="39"/>
     <w:unhideWhenUsed/>
-    <w:rsid w:val="00DF42AE"/>
+    <w:rsid w:val="00014EF8"/>
     <w:pPr>
       <w:spacing w:after="100"/>
     </w:pPr>
@@ -11460,7 +11460,7 @@
     <w:autoRedefine/>
     <w:uiPriority w:val="39"/>
     <w:unhideWhenUsed/>
-    <w:rsid w:val="00DF42AE"/>
+    <w:rsid w:val="00014EF8"/>
     <w:pPr>
       <w:spacing w:after="100"/>
       <w:ind w:left="210"/>

--- a/documentacion/Casos de uso.docx
+++ b/documentacion/Casos de uso.docx
@@ -448,7 +448,7 @@
     <w:sdt>
       <w:sdtPr>
         <w:alias w:val="Contenido"/>
-        <w:id w:val="831800052"/>
+        <w:id w:val="-1207099285"/>
       </w:sdtPr>
       <w:sdtEndPr/>
       <w:sdtContent>
@@ -477,7 +477,7 @@
           <w:r>
             <w:fldChar w:fldCharType="separate"/>
           </w:r>
-          <w:hyperlink w:anchor="_Toc243305309" w:history="1">
+          <w:hyperlink w:anchor="_Toc243311755" w:history="1">
             <w:r>
               <w:rPr>
                 <w:rStyle w:val="Hipervnculo"/>
@@ -501,7 +501,7 @@
               <w:rPr>
                 <w:noProof/>
               </w:rPr>
-              <w:instrText xml:space="preserve"> PAGEREF _Toc243305309 \h </w:instrText>
+              <w:instrText xml:space="preserve"> PAGEREF _Toc243311755 \h </w:instrText>
             </w:r>
             <w:r>
               <w:rPr>
@@ -544,7 +544,7 @@
               <w14:ligatures w14:val="standardContextual"/>
             </w:rPr>
           </w:pPr>
-          <w:hyperlink w:anchor="_Toc243305310" w:history="1">
+          <w:hyperlink w:anchor="_Toc243311756" w:history="1">
             <w:r>
               <w:rPr>
                 <w:rStyle w:val="Hipervnculo"/>
@@ -568,7 +568,7 @@
               <w:rPr>
                 <w:noProof/>
               </w:rPr>
-              <w:instrText xml:space="preserve"> PAGEREF _Toc243305310 \h </w:instrText>
+              <w:instrText xml:space="preserve"> PAGEREF _Toc243311756 \h </w:instrText>
             </w:r>
             <w:r>
               <w:rPr>
@@ -611,7 +611,7 @@
               <w14:ligatures w14:val="standardContextual"/>
             </w:rPr>
           </w:pPr>
-          <w:hyperlink w:anchor="_Toc243305311" w:history="1">
+          <w:hyperlink w:anchor="_Toc243311757" w:history="1">
             <w:r>
               <w:rPr>
                 <w:rStyle w:val="Hipervnculo"/>
@@ -635,7 +635,7 @@
               <w:rPr>
                 <w:noProof/>
               </w:rPr>
-              <w:instrText xml:space="preserve"> PAGEREF _Toc243305311 \h </w:instrText>
+              <w:instrText xml:space="preserve"> PAGEREF _Toc243311757 \h </w:instrText>
             </w:r>
             <w:r>
               <w:rPr>
@@ -678,7 +678,7 @@
               <w14:ligatures w14:val="standardContextual"/>
             </w:rPr>
           </w:pPr>
-          <w:hyperlink w:anchor="_Toc243305312" w:history="1">
+          <w:hyperlink w:anchor="_Toc243311758" w:history="1">
             <w:r>
               <w:rPr>
                 <w:rStyle w:val="Hipervnculo"/>
@@ -702,7 +702,7 @@
               <w:rPr>
                 <w:noProof/>
               </w:rPr>
-              <w:instrText xml:space="preserve"> PAGEREF _Toc243305312 \h </w:instrText>
+              <w:instrText xml:space="preserve"> PAGEREF _Toc243311758 \h </w:instrText>
             </w:r>
             <w:r>
               <w:rPr>
@@ -745,7 +745,7 @@
               <w14:ligatures w14:val="standardContextual"/>
             </w:rPr>
           </w:pPr>
-          <w:hyperlink w:anchor="_Toc243305313" w:history="1">
+          <w:hyperlink w:anchor="_Toc243311759" w:history="1">
             <w:r>
               <w:rPr>
                 <w:rStyle w:val="Hipervnculo"/>
@@ -769,7 +769,7 @@
               <w:rPr>
                 <w:noProof/>
               </w:rPr>
-              <w:instrText xml:space="preserve"> PAGEREF _Toc243305313 \h </w:instrText>
+              <w:instrText xml:space="preserve"> PAGEREF _Toc243311759 \h </w:instrText>
             </w:r>
             <w:r>
               <w:rPr>
@@ -812,7 +812,7 @@
               <w14:ligatures w14:val="standardContextual"/>
             </w:rPr>
           </w:pPr>
-          <w:hyperlink w:anchor="_Toc243305314" w:history="1">
+          <w:hyperlink w:anchor="_Toc243311760" w:history="1">
             <w:r>
               <w:rPr>
                 <w:rStyle w:val="Hipervnculo"/>
@@ -836,7 +836,7 @@
               <w:rPr>
                 <w:noProof/>
               </w:rPr>
-              <w:instrText xml:space="preserve"> PAGEREF _Toc243305314 \h </w:instrText>
+              <w:instrText xml:space="preserve"> PAGEREF _Toc243311760 \h </w:instrText>
             </w:r>
             <w:r>
               <w:rPr>
@@ -879,7 +879,7 @@
               <w14:ligatures w14:val="standardContextual"/>
             </w:rPr>
           </w:pPr>
-          <w:hyperlink w:anchor="_Toc243305315" w:history="1">
+          <w:hyperlink w:anchor="_Toc243311761" w:history="1">
             <w:r>
               <w:rPr>
                 <w:rStyle w:val="Hipervnculo"/>
@@ -903,7 +903,7 @@
               <w:rPr>
                 <w:noProof/>
               </w:rPr>
-              <w:instrText xml:space="preserve"> PAGEREF _Toc243305315 \h </w:instrText>
+              <w:instrText xml:space="preserve"> PAGEREF _Toc243311761 \h </w:instrText>
             </w:r>
             <w:r>
               <w:rPr>
@@ -946,7 +946,7 @@
               <w14:ligatures w14:val="standardContextual"/>
             </w:rPr>
           </w:pPr>
-          <w:hyperlink w:anchor="_Toc243305316" w:history="1">
+          <w:hyperlink w:anchor="_Toc243311762" w:history="1">
             <w:r>
               <w:rPr>
                 <w:rStyle w:val="Hipervnculo"/>
@@ -970,7 +970,7 @@
               <w:rPr>
                 <w:noProof/>
               </w:rPr>
-              <w:instrText xml:space="preserve"> PAGEREF _Toc243305316 \h </w:instrText>
+              <w:instrText xml:space="preserve"> PAGEREF _Toc243311762 \h </w:instrText>
             </w:r>
             <w:r>
               <w:rPr>
@@ -1013,7 +1013,7 @@
               <w14:ligatures w14:val="standardContextual"/>
             </w:rPr>
           </w:pPr>
-          <w:hyperlink w:anchor="_Toc243305317" w:history="1">
+          <w:hyperlink w:anchor="_Toc243311763" w:history="1">
             <w:r>
               <w:rPr>
                 <w:rStyle w:val="Hipervnculo"/>
@@ -1037,7 +1037,7 @@
               <w:rPr>
                 <w:noProof/>
               </w:rPr>
-              <w:instrText xml:space="preserve"> PAGEREF _Toc243305317 \h </w:instrText>
+              <w:instrText xml:space="preserve"> PAGEREF _Toc243311763 \h </w:instrText>
             </w:r>
             <w:r>
               <w:rPr>
@@ -1080,7 +1080,7 @@
               <w14:ligatures w14:val="standardContextual"/>
             </w:rPr>
           </w:pPr>
-          <w:hyperlink w:anchor="_Toc243305318" w:history="1">
+          <w:hyperlink w:anchor="_Toc243311764" w:history="1">
             <w:r>
               <w:rPr>
                 <w:rStyle w:val="Hipervnculo"/>
@@ -1104,7 +1104,7 @@
               <w:rPr>
                 <w:noProof/>
               </w:rPr>
-              <w:instrText xml:space="preserve"> PAGEREF _Toc243305318 \h </w:instrText>
+              <w:instrText xml:space="preserve"> PAGEREF _Toc243311764 \h </w:instrText>
             </w:r>
             <w:r>
               <w:rPr>
@@ -1147,7 +1147,7 @@
               <w14:ligatures w14:val="standardContextual"/>
             </w:rPr>
           </w:pPr>
-          <w:hyperlink w:anchor="_Toc243305319" w:history="1">
+          <w:hyperlink w:anchor="_Toc243311765" w:history="1">
             <w:r>
               <w:rPr>
                 <w:rStyle w:val="Hipervnculo"/>
@@ -1171,7 +1171,7 @@
               <w:rPr>
                 <w:noProof/>
               </w:rPr>
-              <w:instrText xml:space="preserve"> PAGEREF _Toc243305319 \h </w:instrText>
+              <w:instrText xml:space="preserve"> PAGEREF _Toc243311765 \h </w:instrText>
             </w:r>
             <w:r>
               <w:rPr>
@@ -1214,7 +1214,7 @@
               <w14:ligatures w14:val="standardContextual"/>
             </w:rPr>
           </w:pPr>
-          <w:hyperlink w:anchor="_Toc243305320" w:history="1">
+          <w:hyperlink w:anchor="_Toc243311766" w:history="1">
             <w:r>
               <w:rPr>
                 <w:rStyle w:val="Hipervnculo"/>
@@ -1238,7 +1238,7 @@
               <w:rPr>
                 <w:noProof/>
               </w:rPr>
-              <w:instrText xml:space="preserve"> PAGEREF _Toc243305320 \h </w:instrText>
+              <w:instrText xml:space="preserve"> PAGEREF _Toc243311766 \h </w:instrText>
             </w:r>
             <w:r>
               <w:rPr>
@@ -1281,7 +1281,7 @@
               <w14:ligatures w14:val="standardContextual"/>
             </w:rPr>
           </w:pPr>
-          <w:hyperlink w:anchor="_Toc243305321" w:history="1">
+          <w:hyperlink w:anchor="_Toc243311767" w:history="1">
             <w:r>
               <w:rPr>
                 <w:rStyle w:val="Hipervnculo"/>
@@ -1305,7 +1305,7 @@
               <w:rPr>
                 <w:noProof/>
               </w:rPr>
-              <w:instrText xml:space="preserve"> PAGEREF _Toc243305321 \h </w:instrText>
+              <w:instrText xml:space="preserve"> PAGEREF _Toc243311767 \h </w:instrText>
             </w:r>
             <w:r>
               <w:rPr>
@@ -1348,7 +1348,7 @@
               <w14:ligatures w14:val="standardContextual"/>
             </w:rPr>
           </w:pPr>
-          <w:hyperlink w:anchor="_Toc243305322" w:history="1">
+          <w:hyperlink w:anchor="_Toc243311768" w:history="1">
             <w:r>
               <w:rPr>
                 <w:rStyle w:val="Hipervnculo"/>
@@ -1372,7 +1372,7 @@
               <w:rPr>
                 <w:noProof/>
               </w:rPr>
-              <w:instrText xml:space="preserve"> PAGEREF _Toc243305322 \h </w:instrText>
+              <w:instrText xml:space="preserve"> PAGEREF _Toc243311768 \h </w:instrText>
             </w:r>
             <w:r>
               <w:rPr>
@@ -1415,7 +1415,7 @@
               <w14:ligatures w14:val="standardContextual"/>
             </w:rPr>
           </w:pPr>
-          <w:hyperlink w:anchor="_Toc243305323" w:history="1">
+          <w:hyperlink w:anchor="_Toc243311769" w:history="1">
             <w:r>
               <w:rPr>
                 <w:rStyle w:val="Hipervnculo"/>
@@ -1439,7 +1439,7 @@
               <w:rPr>
                 <w:noProof/>
               </w:rPr>
-              <w:instrText xml:space="preserve"> PAGEREF _Toc243305323 \h </w:instrText>
+              <w:instrText xml:space="preserve"> PAGEREF _Toc243311769 \h </w:instrText>
             </w:r>
             <w:r>
               <w:rPr>
@@ -1482,7 +1482,7 @@
               <w14:ligatures w14:val="standardContextual"/>
             </w:rPr>
           </w:pPr>
-          <w:hyperlink w:anchor="_Toc243305324" w:history="1">
+          <w:hyperlink w:anchor="_Toc243311770" w:history="1">
             <w:r>
               <w:rPr>
                 <w:rStyle w:val="Hipervnculo"/>
@@ -1506,7 +1506,7 @@
               <w:rPr>
                 <w:noProof/>
               </w:rPr>
-              <w:instrText xml:space="preserve"> PAGEREF _Toc243305324 \h </w:instrText>
+              <w:instrText xml:space="preserve"> PAGEREF _Toc243311770 \h </w:instrText>
             </w:r>
             <w:r>
               <w:rPr>
@@ -1549,7 +1549,7 @@
               <w14:ligatures w14:val="standardContextual"/>
             </w:rPr>
           </w:pPr>
-          <w:hyperlink w:anchor="_Toc243305325" w:history="1">
+          <w:hyperlink w:anchor="_Toc243311771" w:history="1">
             <w:r>
               <w:rPr>
                 <w:rStyle w:val="Hipervnculo"/>
@@ -1573,7 +1573,7 @@
               <w:rPr>
                 <w:noProof/>
               </w:rPr>
-              <w:instrText xml:space="preserve"> PAGEREF _Toc243305325 \h </w:instrText>
+              <w:instrText xml:space="preserve"> PAGEREF _Toc243311771 \h </w:instrText>
             </w:r>
             <w:r>
               <w:rPr>
@@ -1616,7 +1616,7 @@
               <w14:ligatures w14:val="standardContextual"/>
             </w:rPr>
           </w:pPr>
-          <w:hyperlink w:anchor="_Toc243305326" w:history="1">
+          <w:hyperlink w:anchor="_Toc243311772" w:history="1">
             <w:r>
               <w:rPr>
                 <w:rStyle w:val="Hipervnculo"/>
@@ -1640,7 +1640,7 @@
               <w:rPr>
                 <w:noProof/>
               </w:rPr>
-              <w:instrText xml:space="preserve"> PAGEREF _Toc243305326 \h </w:instrText>
+              <w:instrText xml:space="preserve"> PAGEREF _Toc243311772 \h </w:instrText>
             </w:r>
             <w:r>
               <w:rPr>
@@ -1683,7 +1683,7 @@
               <w14:ligatures w14:val="standardContextual"/>
             </w:rPr>
           </w:pPr>
-          <w:hyperlink w:anchor="_Toc243305327" w:history="1">
+          <w:hyperlink w:anchor="_Toc243311773" w:history="1">
             <w:r>
               <w:rPr>
                 <w:rStyle w:val="Hipervnculo"/>
@@ -1707,7 +1707,7 @@
               <w:rPr>
                 <w:noProof/>
               </w:rPr>
-              <w:instrText xml:space="preserve"> PAGEREF _Toc243305327 \h </w:instrText>
+              <w:instrText xml:space="preserve"> PAGEREF _Toc243311773 \h </w:instrText>
             </w:r>
             <w:r>
               <w:rPr>
@@ -1750,7 +1750,7 @@
               <w14:ligatures w14:val="standardContextual"/>
             </w:rPr>
           </w:pPr>
-          <w:hyperlink w:anchor="_Toc243305328" w:history="1">
+          <w:hyperlink w:anchor="_Toc243311774" w:history="1">
             <w:r>
               <w:rPr>
                 <w:rStyle w:val="Hipervnculo"/>
@@ -1774,7 +1774,7 @@
               <w:rPr>
                 <w:noProof/>
               </w:rPr>
-              <w:instrText xml:space="preserve"> PAGEREF _Toc243305328 \h </w:instrText>
+              <w:instrText xml:space="preserve"> PAGEREF _Toc243311774 \h </w:instrText>
             </w:r>
             <w:r>
               <w:rPr>
@@ -1818,7 +1818,7 @@
         <w:pStyle w:val="Ttulo1"/>
         <w:keepNext/>
       </w:pPr>
-      <w:bookmarkStart w:id="0" w:name="_Toc243305309"/>
+      <w:bookmarkStart w:id="0" w:name="_Toc243311755"/>
       <w:r>
         <w:t>1. Actores</w:t>
       </w:r>
@@ -2112,7 +2112,7 @@
         <w:pStyle w:val="Ttulo1"/>
         <w:keepNext/>
       </w:pPr>
-      <w:bookmarkStart w:id="1" w:name="_Toc243305310"/>
+      <w:bookmarkStart w:id="1" w:name="_Toc243311756"/>
       <w:r>
         <w:t>2. Mapa de casos de uso</w:t>
       </w:r>
@@ -3815,7 +3815,7 @@
         <w:pStyle w:val="Ttulo1"/>
         <w:keepNext/>
       </w:pPr>
-      <w:bookmarkStart w:id="2" w:name="_Toc243305311"/>
+      <w:bookmarkStart w:id="2" w:name="_Toc243311757"/>
       <w:r>
         <w:t>3. Detalle</w:t>
       </w:r>
@@ -3826,7 +3826,7 @@
         <w:pStyle w:val="Ttulo2"/>
         <w:keepNext/>
       </w:pPr>
-      <w:bookmarkStart w:id="3" w:name="_Toc243305312"/>
+      <w:bookmarkStart w:id="3" w:name="_Toc243311758"/>
       <w:r>
         <w:t>CU-01. Iniciar y cerrar sesión</w:t>
       </w:r>
@@ -4235,7 +4235,7 @@
         <w:pStyle w:val="Ttulo2"/>
         <w:keepNext/>
       </w:pPr>
-      <w:bookmarkStart w:id="4" w:name="_Toc243305313"/>
+      <w:bookmarkStart w:id="4" w:name="_Toc243311759"/>
       <w:r>
         <w:t>CU-02. Registrar un equipo</w:t>
       </w:r>
@@ -4644,7 +4644,7 @@
         <w:pStyle w:val="Ttulo2"/>
         <w:keepNext/>
       </w:pPr>
-      <w:bookmarkStart w:id="5" w:name="_Toc243305314"/>
+      <w:bookmarkStart w:id="5" w:name="_Toc243311760"/>
       <w:r>
         <w:t>CU-03. Entregar equipos a una persona (Onboarding)</w:t>
       </w:r>
@@ -5053,7 +5053,7 @@
         <w:pStyle w:val="Ttulo2"/>
         <w:keepNext/>
       </w:pPr>
-      <w:bookmarkStart w:id="6" w:name="_Toc243305315"/>
+      <w:bookmarkStart w:id="6" w:name="_Toc243311761"/>
       <w:r>
         <w:t>CU-04. Cambiar el equipo de una persona</w:t>
       </w:r>
@@ -5441,7 +5441,7 @@
         <w:spacing w:after="60" w:line="264" w:lineRule="auto"/>
       </w:pPr>
       <w:r>
-        <w:t>El equipo está en mantención: se rechaza hasta completar o cancelar la mantención.</w:t>
+        <w:t>Un celular se cambia por otro celular y su mismo chip pasa al nuevo.</w:t>
       </w:r>
     </w:p>
     <w:p>
@@ -5454,6 +5454,19 @@
         <w:spacing w:after="60" w:line="264" w:lineRule="auto"/>
       </w:pPr>
       <w:r>
+        <w:t>El equipo está en mantención: se rechaza hasta completar o cancelar la mantención.</w:t>
+      </w:r>
+    </w:p>
+    <w:p>
+      <w:pPr>
+        <w:pStyle w:val="Prrafodelista"/>
+        <w:numPr>
+          <w:ilvl w:val="0"/>
+          <w:numId w:val="3"/>
+        </w:numPr>
+        <w:spacing w:after="60" w:line="264" w:lineRule="auto"/>
+      </w:pPr>
+      <w:r>
         <w:t>Dañado o para baja sin motivo: se pide el motivo.</w:t>
       </w:r>
     </w:p>
@@ -5462,7 +5475,7 @@
         <w:pStyle w:val="Ttulo2"/>
         <w:keepNext/>
       </w:pPr>
-      <w:bookmarkStart w:id="7" w:name="_Toc243305316"/>
+      <w:bookmarkStart w:id="7" w:name="_Toc243311762"/>
       <w:r>
         <w:t>CU-05. Desvincular a una persona (Offboarding)</w:t>
       </w:r>
@@ -5832,7 +5845,7 @@
         <w:pStyle w:val="Ttulo2"/>
         <w:keepNext/>
       </w:pPr>
-      <w:bookmarkStart w:id="8" w:name="_Toc243305317"/>
+      <w:bookmarkStart w:id="8" w:name="_Toc243311763"/>
       <w:r>
         <w:t>CU-06. Programar y realizar una mantención</w:t>
       </w:r>
@@ -6215,7 +6228,7 @@
         <w:pStyle w:val="Ttulo2"/>
         <w:keepNext/>
       </w:pPr>
-      <w:bookmarkStart w:id="9" w:name="_Toc243305318"/>
+      <w:bookmarkStart w:id="9" w:name="_Toc243311764"/>
       <w:r>
         <w:t>CU-07. Dar de baja un equipo</w:t>
       </w:r>
@@ -6585,7 +6598,7 @@
         <w:pStyle w:val="Ttulo2"/>
         <w:keepNext/>
       </w:pPr>
-      <w:bookmarkStart w:id="10" w:name="_Toc243305319"/>
+      <w:bookmarkStart w:id="10" w:name="_Toc243311765"/>
       <w:r>
         <w:t>CU-08. Registrar una compra de activos</w:t>
       </w:r>
@@ -6981,7 +6994,7 @@
         <w:pStyle w:val="Ttulo2"/>
         <w:keepNext/>
       </w:pPr>
-      <w:bookmarkStart w:id="11" w:name="_Toc243305320"/>
+      <w:bookmarkStart w:id="11" w:name="_Toc243311766"/>
       <w:r>
         <w:t>CU-09. Repartir una compra a las sedes</w:t>
       </w:r>
@@ -7364,7 +7377,7 @@
         <w:pStyle w:val="Ttulo2"/>
         <w:keepNext/>
       </w:pPr>
-      <w:bookmarkStart w:id="12" w:name="_Toc243305321"/>
+      <w:bookmarkStart w:id="12" w:name="_Toc243311767"/>
       <w:r>
         <w:t>CU-10. Despachar equipos y Kit/EPP a otra sede</w:t>
       </w:r>
@@ -7747,7 +7760,7 @@
         <w:pStyle w:val="Ttulo2"/>
         <w:keepNext/>
       </w:pPr>
-      <w:bookmarkStart w:id="13" w:name="_Toc243305322"/>
+      <w:bookmarkStart w:id="13" w:name="_Toc243311768"/>
       <w:r>
         <w:t>CU-11. Recibir un despacho</w:t>
       </w:r>
@@ -8117,7 +8130,7 @@
         <w:pStyle w:val="Ttulo2"/>
         <w:keepNext/>
       </w:pPr>
-      <w:bookmarkStart w:id="14" w:name="_Toc243305323"/>
+      <w:bookmarkStart w:id="14" w:name="_Toc243311769"/>
       <w:r>
         <w:t>CU-12. Gestionar Kit/EPP y su stock</w:t>
       </w:r>
@@ -8474,7 +8487,7 @@
         <w:pStyle w:val="Ttulo2"/>
         <w:keepNext/>
       </w:pPr>
-      <w:bookmarkStart w:id="15" w:name="_Toc243305324"/>
+      <w:bookmarkStart w:id="15" w:name="_Toc243311770"/>
       <w:r>
         <w:t>CU-13. Asignar, mover, cambiar de tipo y dar de baja líneas telefónicas</w:t>
       </w:r>
@@ -8883,7 +8896,7 @@
         <w:pStyle w:val="Ttulo2"/>
         <w:keepNext/>
       </w:pPr>
-      <w:bookmarkStart w:id="16" w:name="_Toc243305325"/>
+      <w:bookmarkStart w:id="16" w:name="_Toc243311771"/>
       <w:r>
         <w:t>CU-14. Revisar el Dashboard</w:t>
       </w:r>
@@ -9228,7 +9241,7 @@
         <w:pStyle w:val="Ttulo2"/>
         <w:keepNext/>
       </w:pPr>
-      <w:bookmarkStart w:id="17" w:name="_Toc243305326"/>
+      <w:bookmarkStart w:id="17" w:name="_Toc243311772"/>
       <w:r>
         <w:t>CU-15. Importar datos desde Excel</w:t>
       </w:r>
@@ -9611,7 +9624,7 @@
         <w:pStyle w:val="Ttulo2"/>
         <w:keepNext/>
       </w:pPr>
-      <w:bookmarkStart w:id="18" w:name="_Toc243305327"/>
+      <w:bookmarkStart w:id="18" w:name="_Toc243311773"/>
       <w:r>
         <w:t>CU-16. Administrar usuarios, sedes y seguridad</w:t>
       </w:r>
@@ -9981,7 +9994,7 @@
         <w:pStyle w:val="Ttulo2"/>
         <w:keepNext/>
       </w:pPr>
-      <w:bookmarkStart w:id="19" w:name="_Toc243305328"/>
+      <w:bookmarkStart w:id="19" w:name="_Toc243311774"/>
       <w:r>
         <w:t>CU-17. Revisar auditoría y registro de accesos</w:t>
       </w:r>
@@ -10497,10 +10510,10 @@
 <file path=word/numbering.xml><?xml version="1.0" encoding="utf-8"?>
 <w:numbering xmlns:wpc="http://schemas.microsoft.com/office/word/2010/wordprocessingCanvas" xmlns:cx="http://schemas.microsoft.com/office/drawing/2014/chartex" xmlns:cx1="http://schemas.microsoft.com/office/drawing/2015/9/8/chartex" xmlns:cx2="http://schemas.microsoft.com/office/drawing/2015/10/21/chartex" xmlns:cx3="http://schemas.microsoft.com/office/drawing/2016/5/9/chartex" xmlns:cx4="http://schemas.microsoft.com/office/drawing/2016/5/10/chartex" xmlns:cx5="http://schemas.microsoft.com/office/drawing/2016/5/11/chartex" xmlns:cx6="http://schemas.microsoft.com/office/drawing/2016/5/12/chartex" xmlns:cx7="http://schemas.microsoft.com/office/drawing/2016/5/13/chartex" xmlns:cx8="http://schemas.microsoft.com/office/drawing/2016/5/14/chartex" xmlns:mc="http://schemas.openxmlformats.org/markup-compatibility/2006" xmlns:aink="http://schemas.microsoft.com/office/drawing/2016/ink" xmlns:am3d="http://schemas.microsoft.com/office/drawing/2017/model3d" xmlns:o="urn:schemas-microsoft-com:office:office" xmlns:oel="http://schemas.microsoft.com/office/2019/extlst" xmlns:r="http://schemas.openxmlformats.org/officeDocument/2006/relationships" xmlns:m="http://schemas.openxmlformats.org/officeDocument/2006/math" xmlns:v="urn:schemas-microsoft-com:vml" xmlns:wp14="http://schemas.microsoft.com/office/word/2010/wordprocessingDrawing" xmlns:wp="http://schemas.openxmlformats.org/drawingml/2006/wordprocessingDrawing" xmlns:w10="urn:schemas-microsoft-com:office:word" xmlns:w="http://schemas.openxmlformats.org/wordprocessingml/2006/main" xmlns:w14="http://schemas.microsoft.com/office/word/2010/wordml" xmlns:w15="http://schemas.microsoft.com/office/word/2012/wordml" xmlns:w16cex="http://schemas.microsoft.com/office/word/2018/wordml/cex" xmlns:w16cid="http://schemas.microsoft.com/office/word/2016/wordml/cid" xmlns:w16="http://schemas.microsoft.com/office/word/2018/wordml" xmlns:w16du="http://schemas.microsoft.com/office/word/2023/wordml/word16du" xmlns:w16sdtdh="http://schemas.microsoft.com/office/word/2020/wordml/sdtdatahash" xmlns:w16sdtfl="http://schemas.microsoft.com/office/word/2024/wordml/sdtformatlock" xmlns:w16se="http://schemas.microsoft.com/office/word/2015/wordml/symex" xmlns:wpg="http://schemas.microsoft.com/office/word/2010/wordprocessingGroup" xmlns:wpi="http://schemas.microsoft.com/office/word/2010/wordprocessingInk" xmlns:wne="http://schemas.microsoft.com/office/word/2006/wordml" xmlns:wps="http://schemas.microsoft.com/office/word/2010/wordprocessingShape" mc:Ignorable="w14 w15 w16se w16cid w16 w16cex w16sdtdh w16sdtfl w16du wp14">
   <w:abstractNum w:abstractNumId="0" w15:restartNumberingAfterBreak="0">
-    <w:nsid w:val="02BE7295"/>
+    <w:nsid w:val="15E1167B"/>
     <w:multiLevelType w:val="hybridMultilevel"/>
-    <w:tmpl w:val="FE0CB28C"/>
-    <w:lvl w:ilvl="0" w:tplc="5784C100">
+    <w:tmpl w:val="3BCA44BA"/>
+    <w:lvl w:ilvl="0" w:tplc="2A705ACE">
       <w:start w:val="1"/>
       <w:numFmt w:val="decimal"/>
       <w:lvlText w:val="%1."/>
@@ -10509,52 +10522,52 @@
         <w:ind w:left="420" w:hanging="300"/>
       </w:pPr>
     </w:lvl>
-    <w:lvl w:ilvl="1" w:tplc="D348E7B8">
+    <w:lvl w:ilvl="1" w:tplc="081EACE4">
       <w:numFmt w:val="decimal"/>
       <w:lvlText w:val=""/>
       <w:lvlJc w:val="left"/>
     </w:lvl>
-    <w:lvl w:ilvl="2" w:tplc="013E08B6">
+    <w:lvl w:ilvl="2" w:tplc="2BACC52A">
       <w:numFmt w:val="decimal"/>
       <w:lvlText w:val=""/>
       <w:lvlJc w:val="left"/>
     </w:lvl>
-    <w:lvl w:ilvl="3" w:tplc="95CAF370">
+    <w:lvl w:ilvl="3" w:tplc="55283B14">
       <w:numFmt w:val="decimal"/>
       <w:lvlText w:val=""/>
       <w:lvlJc w:val="left"/>
     </w:lvl>
-    <w:lvl w:ilvl="4" w:tplc="B024ED04">
+    <w:lvl w:ilvl="4" w:tplc="DEB44706">
       <w:numFmt w:val="decimal"/>
       <w:lvlText w:val=""/>
       <w:lvlJc w:val="left"/>
     </w:lvl>
-    <w:lvl w:ilvl="5" w:tplc="607AC04A">
+    <w:lvl w:ilvl="5" w:tplc="37FABBCE">
       <w:numFmt w:val="decimal"/>
       <w:lvlText w:val=""/>
       <w:lvlJc w:val="left"/>
     </w:lvl>
-    <w:lvl w:ilvl="6" w:tplc="5A5E3DD4">
+    <w:lvl w:ilvl="6" w:tplc="45E83916">
       <w:numFmt w:val="decimal"/>
       <w:lvlText w:val=""/>
       <w:lvlJc w:val="left"/>
     </w:lvl>
-    <w:lvl w:ilvl="7" w:tplc="3CF884B6">
+    <w:lvl w:ilvl="7" w:tplc="5FC68B64">
       <w:numFmt w:val="decimal"/>
       <w:lvlText w:val=""/>
       <w:lvlJc w:val="left"/>
     </w:lvl>
-    <w:lvl w:ilvl="8" w:tplc="C50607AA">
+    <w:lvl w:ilvl="8" w:tplc="23E80010">
       <w:numFmt w:val="decimal"/>
       <w:lvlText w:val=""/>
       <w:lvlJc w:val="left"/>
     </w:lvl>
   </w:abstractNum>
   <w:abstractNum w:abstractNumId="1" w15:restartNumberingAfterBreak="0">
-    <w:nsid w:val="081A0387"/>
+    <w:nsid w:val="2773137E"/>
     <w:multiLevelType w:val="hybridMultilevel"/>
-    <w:tmpl w:val="0CF2DC68"/>
-    <w:lvl w:ilvl="0" w:tplc="422872C4">
+    <w:tmpl w:val="13C6D856"/>
+    <w:lvl w:ilvl="0" w:tplc="E184349C">
       <w:start w:val="1"/>
       <w:numFmt w:val="bullet"/>
       <w:lvlText w:val="•"/>
@@ -10563,7 +10576,7 @@
         <w:ind w:left="400" w:hanging="260"/>
       </w:pPr>
     </w:lvl>
-    <w:lvl w:ilvl="1" w:tplc="2A94B7D4" w:tentative="1">
+    <w:lvl w:ilvl="1" w:tplc="94DC2CBA" w:tentative="1">
       <w:start w:val="1"/>
       <w:numFmt w:val="bullet"/>
       <w:lvlText w:val="–"/>
@@ -10572,7 +10585,7 @@
         <w:ind w:left="760" w:hanging="260"/>
       </w:pPr>
     </w:lvl>
-    <w:lvl w:ilvl="2" w:tplc="ECB0CF40" w:tentative="1">
+    <w:lvl w:ilvl="2" w:tplc="208C0C5E" w:tentative="1">
       <w:start w:val="1"/>
       <w:numFmt w:val="bullet"/>
       <w:lvlText w:val="·"/>
@@ -10581,42 +10594,42 @@
         <w:ind w:left="1120" w:hanging="260"/>
       </w:pPr>
     </w:lvl>
-    <w:lvl w:ilvl="3" w:tplc="85DA5F06">
+    <w:lvl w:ilvl="3" w:tplc="E05A7342">
       <w:numFmt w:val="decimal"/>
       <w:lvlText w:val=""/>
       <w:lvlJc w:val="left"/>
     </w:lvl>
-    <w:lvl w:ilvl="4" w:tplc="DC8C92D2">
+    <w:lvl w:ilvl="4" w:tplc="0CD834D2">
       <w:numFmt w:val="decimal"/>
       <w:lvlText w:val=""/>
       <w:lvlJc w:val="left"/>
     </w:lvl>
-    <w:lvl w:ilvl="5" w:tplc="281AF8A8">
+    <w:lvl w:ilvl="5" w:tplc="E312B628">
       <w:numFmt w:val="decimal"/>
       <w:lvlText w:val=""/>
       <w:lvlJc w:val="left"/>
     </w:lvl>
-    <w:lvl w:ilvl="6" w:tplc="D682F0EA">
+    <w:lvl w:ilvl="6" w:tplc="A42CD3BA">
       <w:numFmt w:val="decimal"/>
       <w:lvlText w:val=""/>
       <w:lvlJc w:val="left"/>
     </w:lvl>
-    <w:lvl w:ilvl="7" w:tplc="FA0AEE06">
+    <w:lvl w:ilvl="7" w:tplc="23B8D3B4">
       <w:numFmt w:val="decimal"/>
       <w:lvlText w:val=""/>
       <w:lvlJc w:val="left"/>
     </w:lvl>
-    <w:lvl w:ilvl="8" w:tplc="0D885AC6">
+    <w:lvl w:ilvl="8" w:tplc="2AEA97E8">
       <w:numFmt w:val="decimal"/>
       <w:lvlText w:val=""/>
       <w:lvlJc w:val="left"/>
     </w:lvl>
   </w:abstractNum>
   <w:abstractNum w:abstractNumId="2" w15:restartNumberingAfterBreak="0">
-    <w:nsid w:val="50D42A50"/>
+    <w:nsid w:val="467546BE"/>
     <w:multiLevelType w:val="hybridMultilevel"/>
-    <w:tmpl w:val="0390F582"/>
-    <w:lvl w:ilvl="0" w:tplc="0324B4DC" w:tentative="1">
+    <w:tmpl w:val="6AC6CF94"/>
+    <w:lvl w:ilvl="0" w:tplc="01D0CA98" w:tentative="1">
       <w:start w:val="1"/>
       <w:numFmt w:val="bullet"/>
       <w:lvlText w:val="●"/>
@@ -10625,7 +10638,7 @@
         <w:ind w:left="720" w:hanging="360"/>
       </w:pPr>
     </w:lvl>
-    <w:lvl w:ilvl="1" w:tplc="E444AD98" w:tentative="1">
+    <w:lvl w:ilvl="1" w:tplc="9E303564" w:tentative="1">
       <w:start w:val="1"/>
       <w:numFmt w:val="bullet"/>
       <w:lvlText w:val="○"/>
@@ -10634,7 +10647,7 @@
         <w:ind w:left="1440" w:hanging="360"/>
       </w:pPr>
     </w:lvl>
-    <w:lvl w:ilvl="2" w:tplc="1B30546A" w:tentative="1">
+    <w:lvl w:ilvl="2" w:tplc="A2622194" w:tentative="1">
       <w:start w:val="1"/>
       <w:numFmt w:val="bullet"/>
       <w:lvlText w:val="■"/>
@@ -10643,7 +10656,7 @@
         <w:ind w:left="2160" w:hanging="360"/>
       </w:pPr>
     </w:lvl>
-    <w:lvl w:ilvl="3" w:tplc="D95E7A9E" w:tentative="1">
+    <w:lvl w:ilvl="3" w:tplc="94F887A6" w:tentative="1">
       <w:start w:val="1"/>
       <w:numFmt w:val="bullet"/>
       <w:lvlText w:val="●"/>
@@ -10652,7 +10665,7 @@
         <w:ind w:left="2880" w:hanging="360"/>
       </w:pPr>
     </w:lvl>
-    <w:lvl w:ilvl="4" w:tplc="71DEABC2" w:tentative="1">
+    <w:lvl w:ilvl="4" w:tplc="6B448B4C" w:tentative="1">
       <w:start w:val="1"/>
       <w:numFmt w:val="bullet"/>
       <w:lvlText w:val="○"/>
@@ -10661,7 +10674,7 @@
         <w:ind w:left="3600" w:hanging="360"/>
       </w:pPr>
     </w:lvl>
-    <w:lvl w:ilvl="5" w:tplc="B720E336" w:tentative="1">
+    <w:lvl w:ilvl="5" w:tplc="8B00FD18" w:tentative="1">
       <w:start w:val="1"/>
       <w:numFmt w:val="bullet"/>
       <w:lvlText w:val="■"/>
@@ -10670,7 +10683,7 @@
         <w:ind w:left="4320" w:hanging="360"/>
       </w:pPr>
     </w:lvl>
-    <w:lvl w:ilvl="6" w:tplc="0F5EF51A" w:tentative="1">
+    <w:lvl w:ilvl="6" w:tplc="10A4E202" w:tentative="1">
       <w:start w:val="1"/>
       <w:numFmt w:val="bullet"/>
       <w:lvlText w:val="●"/>
@@ -10679,7 +10692,7 @@
         <w:ind w:left="5040" w:hanging="360"/>
       </w:pPr>
     </w:lvl>
-    <w:lvl w:ilvl="7" w:tplc="6A86F8BC" w:tentative="1">
+    <w:lvl w:ilvl="7" w:tplc="1B0CF87E" w:tentative="1">
       <w:start w:val="1"/>
       <w:numFmt w:val="bullet"/>
       <w:lvlText w:val="●"/>
@@ -10688,7 +10701,7 @@
         <w:ind w:left="5760" w:hanging="360"/>
       </w:pPr>
     </w:lvl>
-    <w:lvl w:ilvl="8" w:tplc="CE0A146A" w:tentative="1">
+    <w:lvl w:ilvl="8" w:tplc="8A66EE28" w:tentative="1">
       <w:start w:val="1"/>
       <w:numFmt w:val="bullet"/>
       <w:lvlText w:val="●"/>
@@ -10698,115 +10711,115 @@
       </w:pPr>
     </w:lvl>
   </w:abstractNum>
-  <w:num w:numId="1" w16cid:durableId="90709551">
+  <w:num w:numId="1" w16cid:durableId="840006404">
     <w:abstractNumId w:val="2"/>
     <w:lvlOverride w:ilvl="0">
       <w:startOverride w:val="1"/>
     </w:lvlOverride>
   </w:num>
-  <w:num w:numId="2" w16cid:durableId="123039873">
+  <w:num w:numId="2" w16cid:durableId="319240383">
     <w:abstractNumId w:val="0"/>
     <w:lvlOverride w:ilvl="0">
       <w:startOverride w:val="1"/>
     </w:lvlOverride>
   </w:num>
-  <w:num w:numId="3" w16cid:durableId="525293707">
+  <w:num w:numId="3" w16cid:durableId="636762502">
     <w:abstractNumId w:val="1"/>
     <w:lvlOverride w:ilvl="0">
       <w:startOverride w:val="1"/>
     </w:lvlOverride>
   </w:num>
-  <w:num w:numId="4" w16cid:durableId="1056050744">
+  <w:num w:numId="4" w16cid:durableId="1781996875">
     <w:abstractNumId w:val="0"/>
     <w:lvlOverride w:ilvl="0">
       <w:startOverride w:val="1"/>
     </w:lvlOverride>
   </w:num>
-  <w:num w:numId="5" w16cid:durableId="1266231693">
+  <w:num w:numId="5" w16cid:durableId="1137188790">
     <w:abstractNumId w:val="0"/>
     <w:lvlOverride w:ilvl="0">
       <w:startOverride w:val="1"/>
     </w:lvlOverride>
   </w:num>
-  <w:num w:numId="6" w16cid:durableId="1210069496">
+  <w:num w:numId="6" w16cid:durableId="662321767">
     <w:abstractNumId w:val="0"/>
     <w:lvlOverride w:ilvl="0">
       <w:startOverride w:val="1"/>
     </w:lvlOverride>
   </w:num>
-  <w:num w:numId="7" w16cid:durableId="1106316805">
+  <w:num w:numId="7" w16cid:durableId="1395617334">
     <w:abstractNumId w:val="0"/>
     <w:lvlOverride w:ilvl="0">
       <w:startOverride w:val="1"/>
     </w:lvlOverride>
   </w:num>
-  <w:num w:numId="8" w16cid:durableId="338704369">
+  <w:num w:numId="8" w16cid:durableId="1394111587">
     <w:abstractNumId w:val="0"/>
     <w:lvlOverride w:ilvl="0">
       <w:startOverride w:val="1"/>
     </w:lvlOverride>
   </w:num>
-  <w:num w:numId="9" w16cid:durableId="1349602087">
+  <w:num w:numId="9" w16cid:durableId="992297787">
     <w:abstractNumId w:val="0"/>
     <w:lvlOverride w:ilvl="0">
       <w:startOverride w:val="1"/>
     </w:lvlOverride>
   </w:num>
-  <w:num w:numId="10" w16cid:durableId="623775730">
+  <w:num w:numId="10" w16cid:durableId="602688196">
     <w:abstractNumId w:val="0"/>
     <w:lvlOverride w:ilvl="0">
       <w:startOverride w:val="1"/>
     </w:lvlOverride>
   </w:num>
-  <w:num w:numId="11" w16cid:durableId="2036882509">
+  <w:num w:numId="11" w16cid:durableId="1531337340">
     <w:abstractNumId w:val="0"/>
     <w:lvlOverride w:ilvl="0">
       <w:startOverride w:val="1"/>
     </w:lvlOverride>
   </w:num>
-  <w:num w:numId="12" w16cid:durableId="1939867571">
+  <w:num w:numId="12" w16cid:durableId="879589699">
     <w:abstractNumId w:val="0"/>
     <w:lvlOverride w:ilvl="0">
       <w:startOverride w:val="1"/>
     </w:lvlOverride>
   </w:num>
-  <w:num w:numId="13" w16cid:durableId="1206681209">
+  <w:num w:numId="13" w16cid:durableId="726075517">
     <w:abstractNumId w:val="0"/>
     <w:lvlOverride w:ilvl="0">
       <w:startOverride w:val="1"/>
     </w:lvlOverride>
   </w:num>
-  <w:num w:numId="14" w16cid:durableId="894510693">
+  <w:num w:numId="14" w16cid:durableId="2129737959">
     <w:abstractNumId w:val="0"/>
     <w:lvlOverride w:ilvl="0">
       <w:startOverride w:val="1"/>
     </w:lvlOverride>
   </w:num>
-  <w:num w:numId="15" w16cid:durableId="70545595">
+  <w:num w:numId="15" w16cid:durableId="1552424034">
     <w:abstractNumId w:val="0"/>
     <w:lvlOverride w:ilvl="0">
       <w:startOverride w:val="1"/>
     </w:lvlOverride>
   </w:num>
-  <w:num w:numId="16" w16cid:durableId="1344356075">
+  <w:num w:numId="16" w16cid:durableId="1896888463">
     <w:abstractNumId w:val="0"/>
     <w:lvlOverride w:ilvl="0">
       <w:startOverride w:val="1"/>
     </w:lvlOverride>
   </w:num>
-  <w:num w:numId="17" w16cid:durableId="1320311099">
+  <w:num w:numId="17" w16cid:durableId="172956844">
     <w:abstractNumId w:val="0"/>
     <w:lvlOverride w:ilvl="0">
       <w:startOverride w:val="1"/>
     </w:lvlOverride>
   </w:num>
-  <w:num w:numId="18" w16cid:durableId="1227570292">
+  <w:num w:numId="18" w16cid:durableId="684794512">
     <w:abstractNumId w:val="0"/>
     <w:lvlOverride w:ilvl="0">
       <w:startOverride w:val="1"/>
     </w:lvlOverride>
   </w:num>
-  <w:num w:numId="19" w16cid:durableId="964001075">
+  <w:num w:numId="19" w16cid:durableId="1660647722">
     <w:abstractNumId w:val="0"/>
     <w:lvlOverride w:ilvl="0">
       <w:startOverride w:val="1"/>
@@ -11448,7 +11461,7 @@
     <w:autoRedefine/>
     <w:uiPriority w:val="39"/>
     <w:unhideWhenUsed/>
-    <w:rsid w:val="00014EF8"/>
+    <w:rsid w:val="00390177"/>
     <w:pPr>
       <w:spacing w:after="100"/>
     </w:pPr>
@@ -11460,7 +11473,7 @@
     <w:autoRedefine/>
     <w:uiPriority w:val="39"/>
     <w:unhideWhenUsed/>
-    <w:rsid w:val="00014EF8"/>
+    <w:rsid w:val="00390177"/>
     <w:pPr>
       <w:spacing w:after="100"/>
       <w:ind w:left="210"/>
